--- a/plans/8th Grade Technology/8th Grade Monthly Planning/3rd Trimester/8° Technology - October.docx
+++ b/plans/8th Grade Technology/8th Grade Monthly Planning/3rd Trimester/8° Technology - October.docx
@@ -11,65 +11,17 @@
           <w:szCs w:val="24"/>
           <w:lang w:val="es-PA"/>
         </w:rPr>
+        <w:spacing w:line="360" w:lineRule="auto" w:before="0" w:after="0"/>
       </w:pPr>
       <w:r>
         <w:rPr>
+          <w:rFonts w:ascii="Arial" w:hAnsi="Arial" w:eastAsia="Arial" w:cs="Arial"/>
           <w:b/>
+          <w:i w:val="0"/>
           <w:sz w:val="24"/>
-          <w:szCs w:val="24"/>
-          <w:lang w:val="es-PA"/>
+          <w:u w:val="none"/>
         </w:rPr>
         <w:t>MINISTERIO DE EDUCACIÓN DE PANAMÁ</w:t>
-      </w:r>
-      <w:r>
-        <w:rPr>
-          <w:noProof/>
-          <w:sz w:val="24"/>
-          <w:szCs w:val="24"/>
-        </w:rPr>
-        <w:drawing>
-          <wp:anchor distT="114300" distB="114300" distL="114300" distR="114300" simplePos="0" relativeHeight="251659264" behindDoc="0" locked="0" layoutInCell="1" hidden="0" allowOverlap="1" wp14:anchorId="55040CBA" wp14:editId="4BC7CD8F">
-            <wp:simplePos x="0" y="0"/>
-            <wp:positionH relativeFrom="column">
-              <wp:posOffset>-33020</wp:posOffset>
-            </wp:positionH>
-            <wp:positionV relativeFrom="paragraph">
-              <wp:posOffset>10795</wp:posOffset>
-            </wp:positionV>
-            <wp:extent cx="624840" cy="693420"/>
-            <wp:effectExtent l="0" t="0" r="3810" b="0"/>
-            <wp:wrapNone/>
-            <wp:docPr id="6" name="image1.png" descr="A logo for a science academy&#10;&#10;AI-generated content may be incorrect."/>
-            <wp:cNvGraphicFramePr/>
-            <a:graphic xmlns:a="http://schemas.openxmlformats.org/drawingml/2006/main">
-              <a:graphicData uri="http://schemas.openxmlformats.org/drawingml/2006/picture">
-                <pic:pic xmlns:pic="http://schemas.openxmlformats.org/drawingml/2006/picture">
-                  <pic:nvPicPr>
-                    <pic:cNvPr id="6" name="image1.png" descr="A logo for a science academy&#10;&#10;AI-generated content may be incorrect."/>
-                    <pic:cNvPicPr preferRelativeResize="0"/>
-                  </pic:nvPicPr>
-                  <pic:blipFill>
-                    <a:blip r:embed="rId6"/>
-                    <a:srcRect/>
-                    <a:stretch>
-                      <a:fillRect/>
-                    </a:stretch>
-                  </pic:blipFill>
-                  <pic:spPr>
-                    <a:xfrm>
-                      <a:off x="0" y="0"/>
-                      <a:ext cx="624840" cy="693420"/>
-                    </a:xfrm>
-                    <a:prstGeom prst="rect">
-                      <a:avLst/>
-                    </a:prstGeom>
-                    <a:ln/>
-                  </pic:spPr>
-                </pic:pic>
-              </a:graphicData>
-            </a:graphic>
-          </wp:anchor>
-        </w:drawing>
       </w:r>
     </w:p>
     <w:p>
@@ -80,12 +32,15 @@
           <w:sz w:val="24"/>
           <w:szCs w:val="24"/>
         </w:rPr>
+        <w:spacing w:line="360" w:lineRule="auto" w:before="0" w:after="0"/>
       </w:pPr>
       <w:r>
         <w:rPr>
+          <w:rFonts w:ascii="Arial" w:hAnsi="Arial" w:eastAsia="Arial" w:cs="Arial"/>
           <w:b/>
+          <w:i w:val="0"/>
           <w:sz w:val="24"/>
-          <w:szCs w:val="24"/>
+          <w:u w:val="none"/>
         </w:rPr>
         <w:t>ACADEMIA INTERNACIONAL DAVID</w:t>
       </w:r>
@@ -98,14 +53,17 @@
           <w:sz w:val="24"/>
           <w:szCs w:val="24"/>
         </w:rPr>
+        <w:spacing w:line="360" w:lineRule="auto" w:before="0" w:after="0"/>
       </w:pPr>
       <w:r>
         <w:rPr>
+          <w:rFonts w:ascii="Arial" w:hAnsi="Arial" w:eastAsia="Arial" w:cs="Arial"/>
           <w:b/>
+          <w:i w:val="0"/>
           <w:sz w:val="24"/>
-          <w:szCs w:val="24"/>
+          <w:u w:val="none"/>
         </w:rPr>
-        <w:t xml:space="preserve">WEEKLY/MONTHLY PLAN </w:t>
+        <w:t>WEEKLY/MONTHLY PLAN</w:t>
       </w:r>
     </w:p>
     <w:p>
@@ -116,8 +74,16 @@
           <w:sz w:val="24"/>
           <w:szCs w:val="24"/>
         </w:rPr>
+        <w:spacing w:line="360" w:lineRule="auto" w:before="0" w:after="0"/>
       </w:pPr>
       <w:r>
+        <w:rPr>
+          <w:rFonts w:ascii="Arial" w:hAnsi="Arial" w:eastAsia="Arial" w:cs="Arial"/>
+          <w:b/>
+          <w:i w:val="0"/>
+          <w:sz w:val="24"/>
+          <w:u w:val="none"/>
+        </w:rPr>
         <w:t>MONTH: OCTOBER</w:t>
       </w:r>
     </w:p>
@@ -129,8 +95,16 @@
           <w:sz w:val="24"/>
           <w:szCs w:val="24"/>
         </w:rPr>
+        <w:spacing w:line="360" w:lineRule="auto" w:before="0" w:after="0"/>
       </w:pPr>
       <w:r>
+        <w:rPr>
+          <w:rFonts w:ascii="Arial" w:hAnsi="Arial" w:eastAsia="Arial" w:cs="Arial"/>
+          <w:b/>
+          <w:i w:val="0"/>
+          <w:sz w:val="24"/>
+          <w:u w:val="none"/>
+        </w:rPr>
         <w:t>WEEKS: 5</w:t>
       </w:r>
     </w:p>
@@ -153,60 +127,246 @@
         <w:tc>
           <w:tcPr>
             <w:tcW w:w="2564" w:type="dxa"/>
+            <w:vAlign w:val="top"/>
           </w:tcPr>
           <w:p>
-            <w:r>
-              <w:t>Subject: Technology</w:t>
+            <w:pPr>
+              <w:jc w:val="left"/>
+              <w:spacing w:line="360" w:lineRule="auto" w:before="0" w:after="0"/>
+            </w:pPr>
+            <w:r>
+              <w:rPr>
+                <w:rFonts w:ascii="Arial" w:hAnsi="Arial" w:eastAsia="Arial" w:cs="Arial"/>
+                <w:b w:val="0"/>
+                <w:i w:val="0"/>
+                <w:sz w:val="24"/>
+                <w:u w:val="none"/>
+              </w:rPr>
+            </w:r>
+            <w:r>
+              <w:rPr>
+                <w:rFonts w:ascii="Arial" w:hAnsi="Arial" w:eastAsia="Arial" w:cs="Arial"/>
+                <w:b/>
+                <w:i w:val="0"/>
+                <w:sz w:val="24"/>
+                <w:u w:val="none"/>
+              </w:rPr>
+              <w:t xml:space="preserve">Subject: </w:t>
+            </w:r>
+            <w:r>
+              <w:rPr>
+                <w:rFonts w:ascii="Arial" w:hAnsi="Arial" w:eastAsia="Arial" w:cs="Arial"/>
+                <w:b w:val="0"/>
+                <w:i w:val="0"/>
+                <w:sz w:val="24"/>
+                <w:u w:val="none"/>
+              </w:rPr>
+              <w:t>Technology</w:t>
             </w:r>
           </w:p>
         </w:tc>
         <w:tc>
           <w:tcPr>
             <w:tcW w:w="2921" w:type="dxa"/>
+            <w:vAlign w:val="top"/>
           </w:tcPr>
           <w:p>
-            <w:r>
-              <w:t>Teacher: Porfirio Rios</w:t>
+            <w:pPr>
+              <w:jc w:val="left"/>
+              <w:spacing w:line="360" w:lineRule="auto" w:before="0" w:after="0"/>
+            </w:pPr>
+            <w:r>
+              <w:rPr>
+                <w:rFonts w:ascii="Arial" w:hAnsi="Arial" w:eastAsia="Arial" w:cs="Arial"/>
+                <w:b w:val="0"/>
+                <w:i w:val="0"/>
+                <w:sz w:val="24"/>
+                <w:u w:val="none"/>
+              </w:rPr>
+            </w:r>
+            <w:r>
+              <w:rPr>
+                <w:rFonts w:ascii="Arial" w:hAnsi="Arial" w:eastAsia="Arial" w:cs="Arial"/>
+                <w:b/>
+                <w:i w:val="0"/>
+                <w:sz w:val="24"/>
+                <w:u w:val="none"/>
+              </w:rPr>
+              <w:t xml:space="preserve">Teacher: </w:t>
+            </w:r>
+            <w:r>
+              <w:rPr>
+                <w:rFonts w:ascii="Arial" w:hAnsi="Arial" w:eastAsia="Arial" w:cs="Arial"/>
+                <w:b w:val="0"/>
+                <w:i w:val="0"/>
+                <w:sz w:val="24"/>
+                <w:u w:val="none"/>
+              </w:rPr>
+              <w:t>Porfirio Rios</w:t>
             </w:r>
           </w:p>
         </w:tc>
         <w:tc>
           <w:tcPr>
             <w:tcW w:w="2207" w:type="dxa"/>
+            <w:vAlign w:val="top"/>
           </w:tcPr>
           <w:p>
-            <w:r>
-              <w:t>Grade: 8th</w:t>
+            <w:pPr>
+              <w:jc w:val="left"/>
+              <w:spacing w:line="360" w:lineRule="auto" w:before="0" w:after="0"/>
+            </w:pPr>
+            <w:r>
+              <w:rPr>
+                <w:rFonts w:ascii="Arial" w:hAnsi="Arial" w:eastAsia="Arial" w:cs="Arial"/>
+                <w:b w:val="0"/>
+                <w:i w:val="0"/>
+                <w:sz w:val="24"/>
+                <w:u w:val="none"/>
+              </w:rPr>
+            </w:r>
+            <w:r>
+              <w:rPr>
+                <w:rFonts w:ascii="Arial" w:hAnsi="Arial" w:eastAsia="Arial" w:cs="Arial"/>
+                <w:b/>
+                <w:i w:val="0"/>
+                <w:sz w:val="24"/>
+                <w:u w:val="none"/>
+              </w:rPr>
+              <w:t xml:space="preserve">Grade: </w:t>
+            </w:r>
+            <w:r>
+              <w:rPr>
+                <w:rFonts w:ascii="Arial" w:hAnsi="Arial" w:eastAsia="Arial" w:cs="Arial"/>
+                <w:b w:val="0"/>
+                <w:i w:val="0"/>
+                <w:sz w:val="24"/>
+                <w:u w:val="none"/>
+              </w:rPr>
+              <w:t>8th</w:t>
             </w:r>
           </w:p>
         </w:tc>
         <w:tc>
           <w:tcPr>
             <w:tcW w:w="2564" w:type="dxa"/>
+            <w:vAlign w:val="top"/>
           </w:tcPr>
           <w:p>
-            <w:r>
-              <w:t>Trimester:3rd</w:t>
+            <w:pPr>
+              <w:jc w:val="left"/>
+              <w:spacing w:line="360" w:lineRule="auto" w:before="0" w:after="0"/>
+            </w:pPr>
+            <w:r>
+              <w:rPr>
+                <w:rFonts w:ascii="Arial" w:hAnsi="Arial" w:eastAsia="Arial" w:cs="Arial"/>
+                <w:b w:val="0"/>
+                <w:i w:val="0"/>
+                <w:sz w:val="24"/>
+                <w:u w:val="none"/>
+              </w:rPr>
+            </w:r>
+            <w:r>
+              <w:rPr>
+                <w:rFonts w:ascii="Arial" w:hAnsi="Arial" w:eastAsia="Arial" w:cs="Arial"/>
+                <w:b/>
+                <w:i w:val="0"/>
+                <w:sz w:val="24"/>
+                <w:u w:val="none"/>
+              </w:rPr>
+              <w:t xml:space="preserve">Trimester: </w:t>
+            </w:r>
+            <w:r>
+              <w:rPr>
+                <w:rFonts w:ascii="Arial" w:hAnsi="Arial" w:eastAsia="Arial" w:cs="Arial"/>
+                <w:b w:val="0"/>
+                <w:i w:val="0"/>
+                <w:sz w:val="24"/>
+                <w:u w:val="none"/>
+              </w:rPr>
+              <w:t>3rd</w:t>
             </w:r>
           </w:p>
         </w:tc>
         <w:tc>
           <w:tcPr>
             <w:tcW w:w="2564" w:type="dxa"/>
+            <w:vAlign w:val="top"/>
           </w:tcPr>
           <w:p>
-            <w:r>
-              <w:t>Year: 2026</w:t>
+            <w:pPr>
+              <w:jc w:val="left"/>
+              <w:spacing w:line="360" w:lineRule="auto" w:before="0" w:after="0"/>
+            </w:pPr>
+            <w:r>
+              <w:rPr>
+                <w:rFonts w:ascii="Arial" w:hAnsi="Arial" w:eastAsia="Arial" w:cs="Arial"/>
+                <w:b w:val="0"/>
+                <w:i w:val="0"/>
+                <w:sz w:val="24"/>
+                <w:u w:val="none"/>
+              </w:rPr>
+            </w:r>
+            <w:r>
+              <w:rPr>
+                <w:rFonts w:ascii="Arial" w:hAnsi="Arial" w:eastAsia="Arial" w:cs="Arial"/>
+                <w:b/>
+                <w:i w:val="0"/>
+                <w:sz w:val="24"/>
+                <w:u w:val="none"/>
+              </w:rPr>
+              <w:t xml:space="preserve">Year: </w:t>
+            </w:r>
+            <w:r>
+              <w:rPr>
+                <w:rFonts w:ascii="Arial" w:hAnsi="Arial" w:eastAsia="Arial" w:cs="Arial"/>
+                <w:b w:val="0"/>
+                <w:i w:val="0"/>
+                <w:sz w:val="24"/>
+                <w:u w:val="none"/>
+              </w:rPr>
+              <w:t>2026</w:t>
             </w:r>
           </w:p>
         </w:tc>
         <w:tc>
           <w:tcPr>
             <w:tcW w:w="2564" w:type="dxa"/>
+            <w:vAlign w:val="top"/>
           </w:tcPr>
           <w:p>
-            <w:r>
-              <w:t>Weekly Hours: 3</w:t>
+            <w:pPr>
+              <w:jc w:val="left"/>
+              <w:spacing w:line="360" w:lineRule="auto" w:before="0" w:after="0"/>
+            </w:pPr>
+            <w:r>
+              <w:rPr>
+                <w:rFonts w:ascii="Arial" w:hAnsi="Arial" w:eastAsia="Arial" w:cs="Arial"/>
+                <w:b w:val="0"/>
+                <w:i w:val="0"/>
+                <w:sz w:val="24"/>
+                <w:u w:val="none"/>
+              </w:rPr>
+            </w:r>
+            <w:r>
+              <w:rPr>
+                <w:rFonts w:ascii="Arial" w:hAnsi="Arial" w:eastAsia="Arial" w:cs="Arial"/>
+                <w:b/>
+                <w:i w:val="0"/>
+                <w:sz w:val="24"/>
+                <w:u w:val="none"/>
+              </w:rPr>
+              <w:t xml:space="preserve">Weekly Hours: </w:t>
+            </w:r>
+            <w:r>
+              <w:rPr>
+                <w:rFonts w:ascii="Arial" w:hAnsi="Arial" w:eastAsia="Arial" w:cs="Arial"/>
+                <w:b w:val="0"/>
+                <w:i w:val="0"/>
+                <w:sz w:val="24"/>
+                <w:u w:val="none"/>
+              </w:rPr>
+              <w:t>3</w:t>
             </w:r>
           </w:p>
         </w:tc>
@@ -216,16 +376,60 @@
           <w:tcPr>
             <w:tcW w:w="15384" w:type="dxa"/>
             <w:gridSpan w:val="6"/>
+            <w:vAlign w:val="top"/>
           </w:tcPr>
           <w:p>
-            <w:r>
+            <w:pPr>
+              <w:spacing w:before="0" w:after="0" w:line="480" w:lineRule="auto"/>
+            </w:pPr>
+            <w:r>
+              <w:rPr>
+                <w:rFonts w:ascii="Arial" w:hAnsi="Arial" w:cs="Arial" w:eastAsia="Arial"/>
+                <w:b/>
+                <w:sz w:val="24"/>
+              </w:rPr>
               <w:t>Competences:</w:t>
               <w:br/>
+            </w:r>
+            <w:r>
+              <w:rPr>
+                <w:rFonts w:ascii="Arial" w:hAnsi="Arial" w:cs="Arial" w:eastAsia="Arial"/>
+                <w:b w:val="0"/>
+                <w:sz w:val="24"/>
+              </w:rPr>
               <w:t>Write and test simple Python programs using algorithms, output, input, variables, arithmetic, selection, and loops.</w:t>
+            </w:r>
+            <w:r>
+              <w:rPr>
+                <w:rFonts w:ascii="Arial" w:hAnsi="Arial" w:cs="Arial" w:eastAsia="Arial"/>
+                <w:b w:val="0"/>
+                <w:sz w:val="24"/>
+              </w:rPr>
               <w:br/>
+            </w:r>
+            <w:r>
+              <w:rPr>
+                <w:rFonts w:ascii="Arial" w:hAnsi="Arial" w:cs="Arial" w:eastAsia="Arial"/>
+                <w:b w:val="0"/>
+                <w:sz w:val="24"/>
+              </w:rPr>
               <w:t>Debug syntax and logic errors using expected results, tracing, pair programming, and testing evidence.</w:t>
+            </w:r>
+            <w:r>
+              <w:rPr>
+                <w:rFonts w:ascii="Arial" w:hAnsi="Arial" w:cs="Arial" w:eastAsia="Arial"/>
+                <w:b w:val="0"/>
+                <w:sz w:val="24"/>
+              </w:rPr>
               <w:br/>
-              <w:t>Connect event-driven thinking to Scratch and Micro:bit interaction using sensor-controlled game planning.</w:t>
+            </w:r>
+            <w:r>
+              <w:rPr>
+                <w:rFonts w:ascii="Arial" w:hAnsi="Arial" w:cs="Arial" w:eastAsia="Arial"/>
+                <w:b w:val="0"/>
+                <w:sz w:val="24"/>
+              </w:rPr>
+              <w:t>Connect event-driven thinking, debugging habits, and representation concepts to later Scratch + Micro:bit project planning.</w:t>
             </w:r>
           </w:p>
         </w:tc>
@@ -235,16 +439,60 @@
           <w:tcPr>
             <w:tcW w:w="15384" w:type="dxa"/>
             <w:gridSpan w:val="6"/>
+            <w:vAlign w:val="top"/>
           </w:tcPr>
           <w:p>
-            <w:r>
+            <w:pPr>
+              <w:spacing w:before="0" w:after="0" w:line="480" w:lineRule="auto"/>
+            </w:pPr>
+            <w:r>
+              <w:rPr>
+                <w:rFonts w:ascii="Arial" w:hAnsi="Arial" w:cs="Arial" w:eastAsia="Arial"/>
+                <w:b/>
+                <w:sz w:val="24"/>
+              </w:rPr>
               <w:t>Learning Objectives:</w:t>
               <w:br/>
+            </w:r>
+            <w:r>
+              <w:rPr>
+                <w:rFonts w:ascii="Arial" w:hAnsi="Arial" w:cs="Arial" w:eastAsia="Arial"/>
+                <w:b w:val="0"/>
+                <w:sz w:val="24"/>
+              </w:rPr>
               <w:t>Distinguish algorithms, programs, syntax, strings, variables, input, output, and assignment in short Python tasks.</w:t>
+            </w:r>
+            <w:r>
+              <w:rPr>
+                <w:rFonts w:ascii="Arial" w:hAnsi="Arial" w:cs="Arial" w:eastAsia="Arial"/>
+                <w:b w:val="0"/>
+                <w:sz w:val="24"/>
+              </w:rPr>
               <w:br/>
+            </w:r>
+            <w:r>
+              <w:rPr>
+                <w:rFonts w:ascii="Arial" w:hAnsi="Arial" w:cs="Arial" w:eastAsia="Arial"/>
+                <w:b w:val="0"/>
+                <w:sz w:val="24"/>
+              </w:rPr>
               <w:t>Use if/else, random numbers, multi-branch choice, while loops, and counters in guided programs.</w:t>
+            </w:r>
+            <w:r>
+              <w:rPr>
+                <w:rFonts w:ascii="Arial" w:hAnsi="Arial" w:cs="Arial" w:eastAsia="Arial"/>
+                <w:b w:val="0"/>
+                <w:sz w:val="24"/>
+              </w:rPr>
               <w:br/>
-              <w:t>Plan and prototype a sensor-controlled game using Scratch, Micro:bit input, testing, and debugging habits.</w:t>
+            </w:r>
+            <w:r>
+              <w:rPr>
+                <w:rFonts w:ascii="Arial" w:hAnsi="Arial" w:cs="Arial" w:eastAsia="Arial"/>
+                <w:b w:val="0"/>
+                <w:sz w:val="24"/>
+              </w:rPr>
+              <w:t>Use debugging habits, representation vocabulary, and binary conversions to prepare for Scratch + Micro:bit project planning.</w:t>
             </w:r>
           </w:p>
         </w:tc>
@@ -254,16 +502,60 @@
           <w:tcPr>
             <w:tcW w:w="15384" w:type="dxa"/>
             <w:gridSpan w:val="6"/>
+            <w:vAlign w:val="top"/>
           </w:tcPr>
           <w:p>
-            <w:r>
+            <w:pPr>
+              <w:spacing w:before="0" w:after="0" w:line="480" w:lineRule="auto"/>
+            </w:pPr>
+            <w:r>
+              <w:rPr>
+                <w:rFonts w:ascii="Arial" w:hAnsi="Arial" w:cs="Arial" w:eastAsia="Arial"/>
+                <w:b/>
+                <w:sz w:val="24"/>
+              </w:rPr>
               <w:t>Learning Outcomes:</w:t>
               <w:br/>
+            </w:r>
+            <w:r>
+              <w:rPr>
+                <w:rFonts w:ascii="Arial" w:hAnsi="Arial" w:cs="Arial" w:eastAsia="Arial"/>
+                <w:b w:val="0"/>
+                <w:sz w:val="24"/>
+              </w:rPr>
               <w:t>Submit Python input/output, variable, arithmetic, and selection practice evidence.</w:t>
+            </w:r>
+            <w:r>
+              <w:rPr>
+                <w:rFonts w:ascii="Arial" w:hAnsi="Arial" w:cs="Arial" w:eastAsia="Arial"/>
+                <w:b w:val="0"/>
+                <w:sz w:val="24"/>
+              </w:rPr>
               <w:br/>
-              <w:t>Complete a Python selection and loop debugging check with identified errors and corrections.</w:t>
+            </w:r>
+            <w:r>
+              <w:rPr>
+                <w:rFonts w:ascii="Arial" w:hAnsi="Arial" w:cs="Arial" w:eastAsia="Arial"/>
+                <w:b w:val="0"/>
+                <w:sz w:val="24"/>
+              </w:rPr>
+              <w:t>Complete programming habits, loop/debugging habits, and a Python selection/loop debugging check with identified errors and corrections.</w:t>
+            </w:r>
+            <w:r>
+              <w:rPr>
+                <w:rFonts w:ascii="Arial" w:hAnsi="Arial" w:cs="Arial" w:eastAsia="Arial"/>
+                <w:b w:val="0"/>
+                <w:sz w:val="24"/>
+              </w:rPr>
               <w:br/>
-              <w:t>Submit Scratch + Micro:bit setup, sensor-controlled game planning, prototype, and debugging habits evidence.</w:t>
+            </w:r>
+            <w:r>
+              <w:rPr>
+                <w:rFonts w:ascii="Arial" w:hAnsi="Arial" w:cs="Arial" w:eastAsia="Arial"/>
+                <w:b w:val="0"/>
+                <w:sz w:val="24"/>
+              </w:rPr>
+              <w:t>Complete a binary and representation check before November project setup and exam project work.</w:t>
             </w:r>
           </w:p>
         </w:tc>
@@ -290,9 +582,30 @@
               <w:right w:val="single" w:sz="4" w:space="0" w:color="auto"/>
             </w:tcBorders>
             <w:shd w:val="clear" w:color="auto" w:fill="A8D08D"/>
+            <w:vAlign w:val="top"/>
           </w:tcPr>
           <w:p>
-            <w:r>
+            <w:pPr>
+              <w:jc w:val="center"/>
+              <w:spacing w:line="360" w:lineRule="auto" w:before="0" w:after="0"/>
+            </w:pPr>
+            <w:r>
+              <w:rPr>
+                <w:rFonts w:ascii="Arial" w:hAnsi="Arial" w:eastAsia="Arial" w:cs="Arial"/>
+                <w:b/>
+                <w:i w:val="0"/>
+                <w:sz w:val="24"/>
+                <w:u w:val="none"/>
+              </w:rPr>
+            </w:r>
+            <w:r>
+              <w:rPr>
+                <w:rFonts w:ascii="Arial" w:hAnsi="Arial" w:eastAsia="Arial" w:cs="Arial"/>
+                <w:b/>
+                <w:i w:val="0"/>
+                <w:sz w:val="24"/>
+                <w:u w:val="none"/>
+              </w:rPr>
               <w:t>8A, 8B day – 45min – October - Week 4</w:t>
             </w:r>
           </w:p>
@@ -307,9 +620,30 @@
               <w:right w:val="single" w:sz="4" w:space="0" w:color="auto"/>
             </w:tcBorders>
             <w:shd w:val="clear" w:color="auto" w:fill="A8D08D"/>
+            <w:vAlign w:val="top"/>
           </w:tcPr>
           <w:p>
-            <w:r>
+            <w:pPr>
+              <w:jc w:val="center"/>
+              <w:spacing w:line="360" w:lineRule="auto" w:before="0" w:after="0"/>
+            </w:pPr>
+            <w:r>
+              <w:rPr>
+                <w:rFonts w:ascii="Arial" w:hAnsi="Arial" w:eastAsia="Arial" w:cs="Arial"/>
+                <w:b/>
+                <w:i w:val="0"/>
+                <w:sz w:val="24"/>
+                <w:u w:val="none"/>
+              </w:rPr>
+            </w:r>
+            <w:r>
+              <w:rPr>
+                <w:rFonts w:ascii="Arial" w:hAnsi="Arial" w:eastAsia="Arial" w:cs="Arial"/>
+                <w:b/>
+                <w:i w:val="0"/>
+                <w:sz w:val="24"/>
+                <w:u w:val="none"/>
+              </w:rPr>
               <w:t>8A, 8B day – 90 min – October - Week 4</w:t>
             </w:r>
           </w:p>
@@ -325,36 +659,221 @@
               <w:bottom w:val="single" w:sz="4" w:space="0" w:color="auto"/>
               <w:right w:val="single" w:sz="4" w:space="0" w:color="auto"/>
             </w:tcBorders>
+            <w:vAlign w:val="top"/>
           </w:tcPr>
           <w:p>
-            <w:r>
-              <w:t>Topic:</w:t>
-              <w:br/>
+            <w:pPr>
+              <w:spacing w:before="0" w:after="0" w:line="360" w:lineRule="auto"/>
+            </w:pPr>
+            <w:r>
+              <w:rPr>
+                <w:rFonts w:ascii="Arial" w:hAnsi="Arial" w:cs="Arial" w:eastAsia="Arial"/>
+                <w:b/>
+                <w:sz w:val="24"/>
+              </w:rPr>
+              <w:t xml:space="preserve">Topic: </w:t>
+            </w:r>
+            <w:r>
+              <w:rPr>
+                <w:rFonts w:ascii="Arial" w:hAnsi="Arial" w:cs="Arial" w:eastAsia="Arial"/>
+                <w:b w:val="0"/>
+                <w:sz w:val="24"/>
+              </w:rPr>
               <w:t>Algorithms and first Python output</w:t>
-              <w:br/>
-              <w:br/>
-              <w:t>Pre-activities</w:t>
-              <w:br/>
+            </w:r>
+          </w:p>
+          <w:p>
+            <w:pPr>
+              <w:spacing w:before="0" w:after="0" w:line="360" w:lineRule="auto"/>
+            </w:pPr>
+            <w:r>
+              <w:rPr>
+                <w:rFonts w:ascii="Arial" w:hAnsi="Arial" w:cs="Arial" w:eastAsia="Arial"/>
+                <w:sz w:val="24"/>
+                <w:b/>
+                <w:bCs/>
+              </w:rPr>
+              <w:t>Class Objective:</w:t>
+            </w:r>
+          </w:p>
+          <w:p>
+            <w:pPr>
+              <w:spacing w:before="0" w:after="0" w:line="360" w:lineRule="auto"/>
+            </w:pPr>
+            <w:r>
+              <w:rPr>
+                <w:rFonts w:ascii="Arial" w:hAnsi="Arial" w:cs="Arial" w:eastAsia="Arial"/>
+                <w:sz w:val="24"/>
+              </w:rPr>
+              <w:t>Write and run simple Python print statements.</w:t>
+            </w:r>
+          </w:p>
+          <w:p>
+            <w:pPr>
+              <w:spacing w:before="0" w:after="0" w:line="360" w:lineRule="auto"/>
+            </w:pPr>
+            <w:r>
+              <w:rPr>
+                <w:rFonts w:ascii="Arial" w:hAnsi="Arial" w:cs="Arial" w:eastAsia="Arial"/>
+                <w:b/>
+                <w:sz w:val="24"/>
+              </w:rPr>
+              <w:t>Pre-activities:</w:t>
+            </w:r>
+          </w:p>
+          <w:p>
+            <w:pPr>
+              <w:spacing w:before="0" w:after="0" w:line="360" w:lineRule="auto"/>
+            </w:pPr>
+            <w:r>
+              <w:rPr>
+                <w:rFonts w:ascii="Arial" w:hAnsi="Arial" w:cs="Arial" w:eastAsia="Arial"/>
+                <w:b w:val="0"/>
+                <w:sz w:val="24"/>
+              </w:rPr>
               <w:t>Review Week 4 practice vocabulary (part 1).</w:t>
-              <w:br/>
+            </w:r>
+          </w:p>
+          <w:p>
+            <w:pPr>
+              <w:spacing w:before="0" w:after="0" w:line="360" w:lineRule="auto"/>
+            </w:pPr>
+            <w:r>
+              <w:rPr>
+                <w:rFonts w:ascii="Arial" w:hAnsi="Arial" w:cs="Arial" w:eastAsia="Arial"/>
+                <w:b w:val="0"/>
+                <w:sz w:val="24"/>
+              </w:rPr>
               <w:t>algorithm: A clear set of steps to solve a problem</w:t>
-              <w:br/>
+            </w:r>
+          </w:p>
+          <w:p>
+            <w:pPr>
+              <w:spacing w:before="0" w:after="0" w:line="360" w:lineRule="auto"/>
+            </w:pPr>
+            <w:r>
+              <w:rPr>
+                <w:rFonts w:ascii="Arial" w:hAnsi="Arial" w:cs="Arial" w:eastAsia="Arial"/>
+                <w:b w:val="0"/>
+                <w:sz w:val="24"/>
+              </w:rPr>
               <w:t>program: Instructions a computer can run</w:t>
-              <w:br/>
+            </w:r>
+          </w:p>
+          <w:p>
+            <w:pPr>
+              <w:spacing w:before="0" w:after="0" w:line="360" w:lineRule="auto"/>
+            </w:pPr>
+            <w:r>
+              <w:rPr>
+                <w:rFonts w:ascii="Arial" w:hAnsi="Arial" w:cs="Arial" w:eastAsia="Arial"/>
+                <w:b w:val="0"/>
+                <w:sz w:val="24"/>
+              </w:rPr>
               <w:t>syntax: The exact rules for writing code</w:t>
-              <w:br/>
+            </w:r>
+          </w:p>
+          <w:p>
+            <w:pPr>
+              <w:spacing w:before="0" w:after="0" w:line="360" w:lineRule="auto"/>
+            </w:pPr>
+            <w:r>
+              <w:rPr>
+                <w:rFonts w:ascii="Arial" w:hAnsi="Arial" w:cs="Arial" w:eastAsia="Arial"/>
+                <w:b w:val="0"/>
+                <w:sz w:val="24"/>
+              </w:rPr>
               <w:t>print: A command that shows text output</w:t>
-              <w:br/>
-              <w:t>Match algorithm, program, syntax, output, print, and string with definitions. Put a simple recipe or school routine in correct step order, such as arrive to class, open file, enter input, run program, check output, and save work.</w:t>
-              <w:br/>
-              <w:br/>
-              <w:t>While activities</w:t>
-              <w:br/>
-              <w:t>Write and run simple Python print statements. Change text carefully and fix at least one syntax mistake.</w:t>
-              <w:br/>
-              <w:br/>
-              <w:t>Post activities</w:t>
-              <w:br/>
+            </w:r>
+          </w:p>
+          <w:p>
+            <w:pPr>
+              <w:spacing w:before="0" w:after="0" w:line="360" w:lineRule="auto"/>
+            </w:pPr>
+            <w:r>
+              <w:rPr>
+                <w:rFonts w:ascii="Arial" w:hAnsi="Arial" w:cs="Arial" w:eastAsia="Arial"/>
+                <w:b w:val="0"/>
+                <w:sz w:val="24"/>
+              </w:rPr>
+              <w:t>Match algorithm, program, syntax, output, print, and string with definitions.</w:t>
+            </w:r>
+          </w:p>
+          <w:p>
+            <w:pPr>
+              <w:spacing w:before="0" w:after="0" w:line="360" w:lineRule="auto"/>
+            </w:pPr>
+            <w:r>
+              <w:rPr>
+                <w:rFonts w:ascii="Arial" w:hAnsi="Arial" w:cs="Arial" w:eastAsia="Arial"/>
+                <w:b w:val="0"/>
+                <w:sz w:val="24"/>
+              </w:rPr>
+              <w:t>Put a simple recipe or school routine in correct step order, such as arrive to class, open file, enter input, run program, check output, and save work.</w:t>
+            </w:r>
+          </w:p>
+          <w:p>
+            <w:pPr>
+              <w:spacing w:before="0" w:after="0" w:line="360" w:lineRule="auto"/>
+            </w:pPr>
+            <w:r>
+              <w:rPr>
+                <w:rFonts w:ascii="Arial" w:hAnsi="Arial" w:cs="Arial" w:eastAsia="Arial"/>
+                <w:b/>
+                <w:sz w:val="24"/>
+              </w:rPr>
+              <w:t>While activities:</w:t>
+            </w:r>
+          </w:p>
+          <w:p>
+            <w:pPr>
+              <w:spacing w:before="0" w:after="0" w:line="360" w:lineRule="auto"/>
+            </w:pPr>
+            <w:r>
+              <w:rPr>
+                <w:rFonts w:ascii="Arial" w:hAnsi="Arial" w:cs="Arial" w:eastAsia="Arial"/>
+                <w:b w:val="0"/>
+                <w:sz w:val="24"/>
+              </w:rPr>
+              <w:t>Write and run simple Python print statements.</w:t>
+            </w:r>
+          </w:p>
+          <w:p>
+            <w:pPr>
+              <w:spacing w:before="0" w:after="0" w:line="360" w:lineRule="auto"/>
+            </w:pPr>
+            <w:r>
+              <w:rPr>
+                <w:rFonts w:ascii="Arial" w:hAnsi="Arial" w:cs="Arial" w:eastAsia="Arial"/>
+                <w:b w:val="0"/>
+                <w:sz w:val="24"/>
+              </w:rPr>
+              <w:t>Change text carefully and fix at least one syntax mistake.</w:t>
+            </w:r>
+          </w:p>
+          <w:p>
+            <w:pPr>
+              <w:spacing w:before="0" w:after="0" w:line="360" w:lineRule="auto"/>
+            </w:pPr>
+            <w:r>
+              <w:rPr>
+                <w:rFonts w:ascii="Arial" w:hAnsi="Arial" w:cs="Arial" w:eastAsia="Arial"/>
+                <w:b/>
+                <w:sz w:val="24"/>
+              </w:rPr>
+              <w:t>Post activities:</w:t>
+            </w:r>
+          </w:p>
+          <w:p>
+            <w:pPr>
+              <w:spacing w:before="0" w:after="0" w:line="360" w:lineRule="auto"/>
+            </w:pPr>
+            <w:r>
+              <w:rPr>
+                <w:rFonts w:ascii="Arial" w:hAnsi="Arial" w:cs="Arial" w:eastAsia="Arial"/>
+                <w:b w:val="0"/>
+                <w:sz w:val="24"/>
+              </w:rPr>
               <w:t>Record one syntax rule that Python requires.</w:t>
             </w:r>
           </w:p>
@@ -368,35 +887,223 @@
               <w:bottom w:val="single" w:sz="4" w:space="0" w:color="auto"/>
               <w:right w:val="single" w:sz="4" w:space="0" w:color="auto"/>
             </w:tcBorders>
+            <w:vAlign w:val="top"/>
           </w:tcPr>
           <w:p>
-            <w:r>
-              <w:t>Topic:</w:t>
-              <w:br/>
-              <w:t>Variables and input</w:t>
-              <w:br/>
-              <w:br/>
-              <w:t>Pre-activities</w:t>
-              <w:br/>
+            <w:pPr>
+              <w:spacing w:before="0" w:after="0" w:line="360" w:lineRule="auto"/>
+            </w:pPr>
+            <w:r>
+              <w:rPr>
+                <w:rFonts w:ascii="Arial" w:hAnsi="Arial" w:cs="Arial" w:eastAsia="Arial"/>
+                <w:b/>
+                <w:sz w:val="24"/>
+              </w:rPr>
+              <w:t xml:space="preserve">Topic: </w:t>
+            </w:r>
+            <w:r>
+              <w:rPr>
+                <w:rFonts w:ascii="Arial" w:hAnsi="Arial" w:cs="Arial" w:eastAsia="Arial"/>
+                <w:b w:val="0"/>
+                <w:sz w:val="24"/>
+              </w:rPr>
+              <w:t>Variables, input, and work habits</w:t>
+            </w:r>
+          </w:p>
+          <w:p>
+            <w:pPr>
+              <w:spacing w:before="0" w:after="0" w:line="360" w:lineRule="auto"/>
+            </w:pPr>
+            <w:r>
+              <w:rPr>
+                <w:rFonts w:ascii="Arial" w:hAnsi="Arial" w:cs="Arial" w:eastAsia="Arial"/>
+                <w:sz w:val="24"/>
+                <w:b/>
+                <w:bCs/>
+              </w:rPr>
+              <w:t>Class Objective:</w:t>
+            </w:r>
+          </w:p>
+          <w:p>
+            <w:pPr>
+              <w:spacing w:before="0" w:after="0" w:line="360" w:lineRule="auto"/>
+            </w:pPr>
+            <w:r>
+              <w:rPr>
+                <w:rFonts w:ascii="Arial" w:hAnsi="Arial" w:cs="Arial" w:eastAsia="Arial"/>
+                <w:sz w:val="24"/>
+              </w:rPr>
+              <w:t>Complete a programming setup and work habits checklist about preparation, focus, file organization, testing, respectful help, and safe computer use.</w:t>
+            </w:r>
+          </w:p>
+          <w:p>
+            <w:pPr>
+              <w:spacing w:before="0" w:after="0" w:line="360" w:lineRule="auto"/>
+            </w:pPr>
+            <w:r>
+              <w:rPr>
+                <w:rFonts w:ascii="Arial" w:hAnsi="Arial" w:cs="Arial" w:eastAsia="Arial"/>
+                <w:b/>
+                <w:sz w:val="24"/>
+              </w:rPr>
+              <w:t>Pre-activities:</w:t>
+            </w:r>
+          </w:p>
+          <w:p>
+            <w:pPr>
+              <w:spacing w:before="0" w:after="0" w:line="360" w:lineRule="auto"/>
+            </w:pPr>
+            <w:r>
+              <w:rPr>
+                <w:rFonts w:ascii="Arial" w:hAnsi="Arial" w:cs="Arial" w:eastAsia="Arial"/>
+                <w:b w:val="0"/>
+                <w:sz w:val="24"/>
+              </w:rPr>
               <w:t>Review Week 4 practice vocabulary (part 2).</w:t>
-              <w:br/>
+            </w:r>
+          </w:p>
+          <w:p>
+            <w:pPr>
+              <w:spacing w:before="0" w:after="0" w:line="360" w:lineRule="auto"/>
+            </w:pPr>
+            <w:r>
+              <w:rPr>
+                <w:rFonts w:ascii="Arial" w:hAnsi="Arial" w:cs="Arial" w:eastAsia="Arial"/>
+                <w:b w:val="0"/>
+                <w:sz w:val="24"/>
+              </w:rPr>
               <w:t>string: Text stored in a program</w:t>
-              <w:br/>
+            </w:r>
+          </w:p>
+          <w:p>
+            <w:pPr>
+              <w:spacing w:before="0" w:after="0" w:line="360" w:lineRule="auto"/>
+            </w:pPr>
+            <w:r>
+              <w:rPr>
+                <w:rFonts w:ascii="Arial" w:hAnsi="Arial" w:cs="Arial" w:eastAsia="Arial"/>
+                <w:b w:val="0"/>
+                <w:sz w:val="24"/>
+              </w:rPr>
               <w:t>assignment: Giving a value to a variable</w:t>
-              <w:br/>
+            </w:r>
+          </w:p>
+          <w:p>
+            <w:pPr>
+              <w:spacing w:before="0" w:after="0" w:line="360" w:lineRule="auto"/>
+            </w:pPr>
+            <w:r>
+              <w:rPr>
+                <w:rFonts w:ascii="Arial" w:hAnsi="Arial" w:cs="Arial" w:eastAsia="Arial"/>
+                <w:b w:val="0"/>
+                <w:sz w:val="24"/>
+              </w:rPr>
               <w:t>input: Information that goes into a system or program</w:t>
-              <w:br/>
-              <w:t>Review variable, value, assignment, input, and output. Predict what a short program will display.</w:t>
-              <w:br/>
-              <w:br/>
-              <w:t>While activities</w:t>
-              <w:br/>
-              <w:t>Write short programs that ask for a name or number, store it in a variable, and print a customized response. Test with at least 3 inputs.</w:t>
-              <w:br/>
-              <w:br/>
-              <w:t>Post activities</w:t>
-              <w:br/>
-              <w:t>Save your best program. Write one sentence explaining what a variable stores.</w:t>
+            </w:r>
+          </w:p>
+          <w:p>
+            <w:pPr>
+              <w:spacing w:before="0" w:after="0" w:line="360" w:lineRule="auto"/>
+            </w:pPr>
+            <w:r>
+              <w:rPr>
+                <w:rFonts w:ascii="Arial" w:hAnsi="Arial" w:cs="Arial" w:eastAsia="Arial"/>
+                <w:b w:val="0"/>
+                <w:sz w:val="24"/>
+              </w:rPr>
+              <w:t>Review variable, value, assignment, input, and output.</w:t>
+            </w:r>
+          </w:p>
+          <w:p>
+            <w:pPr>
+              <w:spacing w:before="0" w:after="0" w:line="360" w:lineRule="auto"/>
+            </w:pPr>
+            <w:r>
+              <w:rPr>
+                <w:rFonts w:ascii="Arial" w:hAnsi="Arial" w:cs="Arial" w:eastAsia="Arial"/>
+                <w:b w:val="0"/>
+                <w:sz w:val="24"/>
+              </w:rPr>
+              <w:t>Predict what a short program will display.</w:t>
+            </w:r>
+          </w:p>
+          <w:p>
+            <w:pPr>
+              <w:spacing w:before="0" w:after="0" w:line="360" w:lineRule="auto"/>
+            </w:pPr>
+            <w:r>
+              <w:rPr>
+                <w:rFonts w:ascii="Arial" w:hAnsi="Arial" w:cs="Arial" w:eastAsia="Arial"/>
+                <w:b/>
+                <w:sz w:val="24"/>
+              </w:rPr>
+              <w:t>While activities:</w:t>
+            </w:r>
+          </w:p>
+          <w:p>
+            <w:pPr>
+              <w:spacing w:before="0" w:after="0" w:line="360" w:lineRule="auto"/>
+            </w:pPr>
+            <w:r>
+              <w:rPr>
+                <w:rFonts w:ascii="Arial" w:hAnsi="Arial" w:cs="Arial" w:eastAsia="Arial"/>
+                <w:b w:val="0"/>
+                <w:sz w:val="24"/>
+                <w:highlight w:val="yellow"/>
+              </w:rPr>
+              <w:t>Complete Appreciation Grade #1: Complete a programming setup and work habits checklist about preparation, focus, file organization, testing, respectful help, and safe computer use.</w:t>
+            </w:r>
+          </w:p>
+          <w:p>
+            <w:pPr>
+              <w:spacing w:before="0" w:after="0" w:line="360" w:lineRule="auto"/>
+            </w:pPr>
+            <w:r>
+              <w:rPr>
+                <w:rFonts w:ascii="Arial" w:hAnsi="Arial" w:cs="Arial" w:eastAsia="Arial"/>
+                <w:b w:val="0"/>
+                <w:sz w:val="24"/>
+              </w:rPr>
+              <w:t>Then write short programs that ask for a name or number, store it in a variable, and print a customized response.</w:t>
+            </w:r>
+          </w:p>
+          <w:p>
+            <w:pPr>
+              <w:spacing w:before="0" w:after="0" w:line="360" w:lineRule="auto"/>
+            </w:pPr>
+            <w:r>
+              <w:rPr>
+                <w:rFonts w:ascii="Arial" w:hAnsi="Arial" w:cs="Arial" w:eastAsia="Arial"/>
+                <w:b/>
+                <w:sz w:val="24"/>
+              </w:rPr>
+              <w:t>Post activities:</w:t>
+            </w:r>
+          </w:p>
+          <w:p>
+            <w:pPr>
+              <w:spacing w:before="0" w:after="0" w:line="360" w:lineRule="auto"/>
+            </w:pPr>
+            <w:r>
+              <w:rPr>
+                <w:rFonts w:ascii="Arial" w:hAnsi="Arial" w:cs="Arial" w:eastAsia="Arial"/>
+                <w:b w:val="0"/>
+                <w:sz w:val="24"/>
+              </w:rPr>
+              <w:t>Save your best program.</w:t>
+            </w:r>
+          </w:p>
+          <w:p>
+            <w:pPr>
+              <w:spacing w:before="0" w:after="0" w:line="360" w:lineRule="auto"/>
+            </w:pPr>
+            <w:r>
+              <w:rPr>
+                <w:rFonts w:ascii="Arial" w:hAnsi="Arial" w:cs="Arial" w:eastAsia="Arial"/>
+                <w:b w:val="0"/>
+                <w:sz w:val="24"/>
+              </w:rPr>
+              <w:t>Write one sentence explaining what a variable stores.</w:t>
             </w:r>
           </w:p>
         </w:tc>
@@ -411,10 +1118,37 @@
               <w:bottom w:val="single" w:sz="4" w:space="0" w:color="auto"/>
               <w:right w:val="single" w:sz="4" w:space="0" w:color="auto"/>
             </w:tcBorders>
+            <w:vAlign w:val="top"/>
           </w:tcPr>
           <w:p>
-            <w:r>
-              <w:t>Resources: Pen, pencil, technology notebook, student's email and password, Google Classroom, LEDs and resistors, buttons, sensors, Scratch access, Micro:bit or simulator, Scratch Link/Bluetooth when needed, Python environment, checklist or worksheet, project planning sheet, projector.</w:t>
+            <w:pPr>
+              <w:spacing w:line="360" w:lineRule="auto" w:before="0" w:after="0"/>
+            </w:pPr>
+            <w:r>
+              <w:rPr>
+                <w:rFonts w:ascii="Arial" w:hAnsi="Arial" w:cs="Arial" w:eastAsia="Arial"/>
+                <w:sz w:val="24"/>
+              </w:rPr>
+            </w:r>
+            <w:r>
+              <w:rPr>
+                <w:rFonts w:ascii="Arial" w:hAnsi="Arial" w:eastAsia="Arial" w:cs="Arial"/>
+                <w:b/>
+                <w:i w:val="0"/>
+                <w:sz w:val="24"/>
+                <w:u w:val="none"/>
+              </w:rPr>
+              <w:t xml:space="preserve">Resources: </w:t>
+            </w:r>
+            <w:r>
+              <w:rPr>
+                <w:rFonts w:ascii="Arial" w:hAnsi="Arial" w:eastAsia="Arial" w:cs="Arial"/>
+                <w:b w:val="0"/>
+                <w:i w:val="0"/>
+                <w:sz w:val="24"/>
+                <w:u w:val="none"/>
+              </w:rPr>
+              <w:t>Pen, pencil, technology notebook, student's computer, email and password</w:t>
             </w:r>
           </w:p>
         </w:tc>
@@ -427,10 +1161,37 @@
               <w:bottom w:val="single" w:sz="4" w:space="0" w:color="auto"/>
               <w:right w:val="single" w:sz="4" w:space="0" w:color="auto"/>
             </w:tcBorders>
+            <w:vAlign w:val="top"/>
           </w:tcPr>
           <w:p>
-            <w:r>
-              <w:t>Resources: Pen, pencil, technology notebook, student's email and password, Google Classroom, LEDs and resistors, buttons, sensors, Scratch access, Micro:bit or simulator, Scratch Link/Bluetooth when needed, Python environment, checklist or worksheet, project planning sheet, projector.</w:t>
+            <w:pPr>
+              <w:spacing w:line="360" w:lineRule="auto" w:before="0" w:after="0"/>
+            </w:pPr>
+            <w:r>
+              <w:rPr>
+                <w:rFonts w:ascii="Arial" w:hAnsi="Arial" w:cs="Arial" w:eastAsia="Arial"/>
+                <w:sz w:val="24"/>
+              </w:rPr>
+            </w:r>
+            <w:r>
+              <w:rPr>
+                <w:rFonts w:ascii="Arial" w:hAnsi="Arial" w:eastAsia="Arial" w:cs="Arial"/>
+                <w:b/>
+                <w:i w:val="0"/>
+                <w:sz w:val="24"/>
+                <w:u w:val="none"/>
+              </w:rPr>
+              <w:t xml:space="preserve">Resources: </w:t>
+            </w:r>
+            <w:r>
+              <w:rPr>
+                <w:rFonts w:ascii="Arial" w:hAnsi="Arial" w:eastAsia="Arial" w:cs="Arial"/>
+                <w:b w:val="0"/>
+                <w:i w:val="0"/>
+                <w:sz w:val="24"/>
+                <w:u w:val="none"/>
+              </w:rPr>
+              <w:t>Pen, pencil, technology notebook, student's computer, email and password</w:t>
             </w:r>
           </w:p>
         </w:tc>
@@ -446,9 +1207,30 @@
               <w:right w:val="single" w:sz="4" w:space="0" w:color="auto"/>
             </w:tcBorders>
             <w:shd w:val="clear" w:color="auto" w:fill="A8D08D"/>
+            <w:vAlign w:val="top"/>
           </w:tcPr>
           <w:p>
-            <w:r>
+            <w:pPr>
+              <w:jc w:val="center"/>
+              <w:spacing w:line="360" w:lineRule="auto" w:before="0" w:after="0"/>
+            </w:pPr>
+            <w:r>
+              <w:rPr>
+                <w:rFonts w:ascii="Arial" w:hAnsi="Arial" w:eastAsia="Arial" w:cs="Arial"/>
+                <w:b/>
+                <w:i w:val="0"/>
+                <w:sz w:val="24"/>
+                <w:u w:val="none"/>
+              </w:rPr>
+            </w:r>
+            <w:r>
+              <w:rPr>
+                <w:rFonts w:ascii="Arial" w:hAnsi="Arial" w:eastAsia="Arial" w:cs="Arial"/>
+                <w:b/>
+                <w:i w:val="0"/>
+                <w:sz w:val="24"/>
+                <w:u w:val="none"/>
+              </w:rPr>
               <w:t>8A, 8B day – 45min – October - Week 5</w:t>
             </w:r>
           </w:p>
@@ -463,9 +1245,30 @@
               <w:right w:val="single" w:sz="4" w:space="0" w:color="auto"/>
             </w:tcBorders>
             <w:shd w:val="clear" w:color="auto" w:fill="A8D08D"/>
+            <w:vAlign w:val="top"/>
           </w:tcPr>
           <w:p>
-            <w:r>
+            <w:pPr>
+              <w:jc w:val="center"/>
+              <w:spacing w:line="360" w:lineRule="auto" w:before="0" w:after="0"/>
+            </w:pPr>
+            <w:r>
+              <w:rPr>
+                <w:rFonts w:ascii="Arial" w:hAnsi="Arial" w:eastAsia="Arial" w:cs="Arial"/>
+                <w:b/>
+                <w:i w:val="0"/>
+                <w:sz w:val="24"/>
+                <w:u w:val="none"/>
+              </w:rPr>
+            </w:r>
+            <w:r>
+              <w:rPr>
+                <w:rFonts w:ascii="Arial" w:hAnsi="Arial" w:eastAsia="Arial" w:cs="Arial"/>
+                <w:b/>
+                <w:i w:val="0"/>
+                <w:sz w:val="24"/>
+                <w:u w:val="none"/>
+              </w:rPr>
               <w:t>8A, 8B day – 90 min – October - Week 5</w:t>
             </w:r>
           </w:p>
@@ -481,36 +1284,208 @@
               <w:bottom w:val="single" w:sz="4" w:space="0" w:color="auto"/>
               <w:right w:val="single" w:sz="4" w:space="0" w:color="auto"/>
             </w:tcBorders>
+            <w:vAlign w:val="top"/>
           </w:tcPr>
           <w:p>
-            <w:r>
-              <w:t>Topic:</w:t>
-              <w:br/>
+            <w:pPr>
+              <w:spacing w:before="0" w:after="0" w:line="360" w:lineRule="auto"/>
+            </w:pPr>
+            <w:r>
+              <w:rPr>
+                <w:rFonts w:ascii="Arial" w:hAnsi="Arial" w:cs="Arial" w:eastAsia="Arial"/>
+                <w:b/>
+                <w:sz w:val="24"/>
+              </w:rPr>
+              <w:t xml:space="preserve">Topic: </w:t>
+            </w:r>
+            <w:r>
+              <w:rPr>
+                <w:rFonts w:ascii="Arial" w:hAnsi="Arial" w:cs="Arial" w:eastAsia="Arial"/>
+                <w:b w:val="0"/>
+                <w:sz w:val="24"/>
+              </w:rPr>
               <w:t>Numbers and arithmetic</w:t>
-              <w:br/>
-              <w:br/>
-              <w:t>Pre-activities</w:t>
-              <w:br/>
+            </w:r>
+          </w:p>
+          <w:p>
+            <w:pPr>
+              <w:spacing w:before="0" w:after="0" w:line="360" w:lineRule="auto"/>
+            </w:pPr>
+            <w:r>
+              <w:rPr>
+                <w:rFonts w:ascii="Arial" w:hAnsi="Arial" w:cs="Arial" w:eastAsia="Arial"/>
+                <w:sz w:val="24"/>
+                <w:b/>
+                <w:bCs/>
+              </w:rPr>
+              <w:t>Class Objective:</w:t>
+            </w:r>
+          </w:p>
+          <w:p>
+            <w:pPr>
+              <w:spacing w:before="0" w:after="0" w:line="360" w:lineRule="auto"/>
+            </w:pPr>
+            <w:r>
+              <w:rPr>
+                <w:rFonts w:ascii="Arial" w:hAnsi="Arial" w:cs="Arial" w:eastAsia="Arial"/>
+                <w:sz w:val="24"/>
+              </w:rPr>
+              <w:t>Practice writing a Python program that asks for numbers, calculates results, displays labeled output, and includes one comment before the graded programming task.</w:t>
+            </w:r>
+          </w:p>
+          <w:p>
+            <w:pPr>
+              <w:spacing w:before="0" w:after="0" w:line="360" w:lineRule="auto"/>
+            </w:pPr>
+            <w:r>
+              <w:rPr>
+                <w:rFonts w:ascii="Arial" w:hAnsi="Arial" w:cs="Arial" w:eastAsia="Arial"/>
+                <w:b/>
+                <w:sz w:val="24"/>
+              </w:rPr>
+              <w:t>Pre-activities:</w:t>
+            </w:r>
+          </w:p>
+          <w:p>
+            <w:pPr>
+              <w:spacing w:before="0" w:after="0" w:line="360" w:lineRule="auto"/>
+            </w:pPr>
+            <w:r>
+              <w:rPr>
+                <w:rFonts w:ascii="Arial" w:hAnsi="Arial" w:cs="Arial" w:eastAsia="Arial"/>
+                <w:b w:val="0"/>
+                <w:sz w:val="24"/>
+              </w:rPr>
               <w:t>Review Week 5 practice vocabulary (part 1).</w:t>
-              <w:br/>
+            </w:r>
+          </w:p>
+          <w:p>
+            <w:pPr>
+              <w:spacing w:before="0" w:after="0" w:line="360" w:lineRule="auto"/>
+            </w:pPr>
+            <w:r>
+              <w:rPr>
+                <w:rFonts w:ascii="Arial" w:hAnsi="Arial" w:cs="Arial" w:eastAsia="Arial"/>
+                <w:b w:val="0"/>
+                <w:sz w:val="24"/>
+              </w:rPr>
               <w:t>integer: A whole number</w:t>
-              <w:br/>
+            </w:r>
+          </w:p>
+          <w:p>
+            <w:pPr>
+              <w:spacing w:before="0" w:after="0" w:line="360" w:lineRule="auto"/>
+            </w:pPr>
+            <w:r>
+              <w:rPr>
+                <w:rFonts w:ascii="Arial" w:hAnsi="Arial" w:cs="Arial" w:eastAsia="Arial"/>
+                <w:b w:val="0"/>
+                <w:sz w:val="24"/>
+              </w:rPr>
               <w:t>float: A number with a decimal</w:t>
-              <w:br/>
+            </w:r>
+          </w:p>
+          <w:p>
+            <w:pPr>
+              <w:spacing w:before="0" w:after="0" w:line="360" w:lineRule="auto"/>
+            </w:pPr>
+            <w:r>
+              <w:rPr>
+                <w:rFonts w:ascii="Arial" w:hAnsi="Arial" w:cs="Arial" w:eastAsia="Arial"/>
+                <w:b w:val="0"/>
+                <w:sz w:val="24"/>
+              </w:rPr>
               <w:t>operator: A symbol or word that calculates or compares</w:t>
-              <w:br/>
+            </w:r>
+          </w:p>
+          <w:p>
+            <w:pPr>
+              <w:spacing w:before="0" w:after="0" w:line="360" w:lineRule="auto"/>
+            </w:pPr>
+            <w:r>
+              <w:rPr>
+                <w:rFonts w:ascii="Arial" w:hAnsi="Arial" w:cs="Arial" w:eastAsia="Arial"/>
+                <w:b w:val="0"/>
+                <w:sz w:val="24"/>
+              </w:rPr>
               <w:t>expression: A piece of code that produces a value</w:t>
-              <w:br/>
-              <w:t>Complete a quick match for integer, float, operator, expression, and calculate. Predict the result of 5 arithmetic expressions.</w:t>
-              <w:br/>
-              <w:br/>
-              <w:t>While activities</w:t>
-              <w:br/>
+            </w:r>
+          </w:p>
+          <w:p>
+            <w:pPr>
+              <w:spacing w:before="0" w:after="0" w:line="360" w:lineRule="auto"/>
+            </w:pPr>
+            <w:r>
+              <w:rPr>
+                <w:rFonts w:ascii="Arial" w:hAnsi="Arial" w:cs="Arial" w:eastAsia="Arial"/>
+                <w:b w:val="0"/>
+                <w:sz w:val="24"/>
+              </w:rPr>
+              <w:t>Complete a quick match for integer, float, operator, expression, and calculate.</w:t>
+            </w:r>
+          </w:p>
+          <w:p>
+            <w:pPr>
+              <w:spacing w:before="0" w:after="0" w:line="360" w:lineRule="auto"/>
+            </w:pPr>
+            <w:r>
+              <w:rPr>
+                <w:rFonts w:ascii="Arial" w:hAnsi="Arial" w:cs="Arial" w:eastAsia="Arial"/>
+                <w:b w:val="0"/>
+                <w:sz w:val="24"/>
+              </w:rPr>
+              <w:t>Predict the result of 5 arithmetic expressions.</w:t>
+            </w:r>
+          </w:p>
+          <w:p>
+            <w:pPr>
+              <w:spacing w:before="0" w:after="0" w:line="360" w:lineRule="auto"/>
+            </w:pPr>
+            <w:r>
+              <w:rPr>
+                <w:rFonts w:ascii="Arial" w:hAnsi="Arial" w:cs="Arial" w:eastAsia="Arial"/>
+                <w:b/>
+                <w:sz w:val="24"/>
+              </w:rPr>
+              <w:t>While activities:</w:t>
+            </w:r>
+          </w:p>
+          <w:p>
+            <w:pPr>
+              <w:spacing w:before="0" w:after="0" w:line="360" w:lineRule="auto"/>
+            </w:pPr>
+            <w:r>
+              <w:rPr>
+                <w:rFonts w:ascii="Arial" w:hAnsi="Arial" w:cs="Arial" w:eastAsia="Arial"/>
+                <w:b w:val="0"/>
+                <w:sz w:val="24"/>
+              </w:rPr>
               <w:t>Practice writing a Python program that asks for numbers, calculates results, displays labeled output, and includes one comment before the graded programming task.</w:t>
-              <w:br/>
-              <w:br/>
-              <w:t>Post activities</w:t>
-              <w:br/>
+            </w:r>
+          </w:p>
+          <w:p>
+            <w:pPr>
+              <w:spacing w:before="0" w:after="0" w:line="360" w:lineRule="auto"/>
+            </w:pPr>
+            <w:r>
+              <w:rPr>
+                <w:rFonts w:ascii="Arial" w:hAnsi="Arial" w:cs="Arial" w:eastAsia="Arial"/>
+                <w:b/>
+                <w:sz w:val="24"/>
+              </w:rPr>
+              <w:t>Post activities:</w:t>
+            </w:r>
+          </w:p>
+          <w:p>
+            <w:pPr>
+              <w:spacing w:before="0" w:after="0" w:line="360" w:lineRule="auto"/>
+            </w:pPr>
+            <w:r>
+              <w:rPr>
+                <w:rFonts w:ascii="Arial" w:hAnsi="Arial" w:cs="Arial" w:eastAsia="Arial"/>
+                <w:b w:val="0"/>
+                <w:sz w:val="24"/>
+              </w:rPr>
               <w:t>Record one arithmetic or input conversion issue you solved.</w:t>
             </w:r>
           </w:p>
@@ -524,35 +1499,223 @@
               <w:bottom w:val="single" w:sz="4" w:space="0" w:color="auto"/>
               <w:right w:val="single" w:sz="4" w:space="0" w:color="auto"/>
             </w:tcBorders>
+            <w:vAlign w:val="top"/>
           </w:tcPr>
           <w:p>
-            <w:r>
-              <w:t>Topic:</w:t>
-              <w:br/>
+            <w:pPr>
+              <w:spacing w:before="0" w:after="0" w:line="360" w:lineRule="auto"/>
+            </w:pPr>
+            <w:r>
+              <w:rPr>
+                <w:rFonts w:ascii="Arial" w:hAnsi="Arial" w:cs="Arial" w:eastAsia="Arial"/>
+                <w:b/>
+                <w:sz w:val="24"/>
+              </w:rPr>
+              <w:t xml:space="preserve">Topic: </w:t>
+            </w:r>
+            <w:r>
+              <w:rPr>
+                <w:rFonts w:ascii="Arial" w:hAnsi="Arial" w:cs="Arial" w:eastAsia="Arial"/>
+                <w:b w:val="0"/>
+                <w:sz w:val="24"/>
+              </w:rPr>
               <w:t>Selection with if/else</w:t>
-              <w:br/>
-              <w:br/>
-              <w:t>Pre-activities</w:t>
-              <w:br/>
+            </w:r>
+          </w:p>
+          <w:p>
+            <w:pPr>
+              <w:spacing w:before="0" w:after="0" w:line="360" w:lineRule="auto"/>
+            </w:pPr>
+            <w:r>
+              <w:rPr>
+                <w:rFonts w:ascii="Arial" w:hAnsi="Arial" w:cs="Arial" w:eastAsia="Arial"/>
+                <w:sz w:val="24"/>
+                <w:b/>
+                <w:bCs/>
+              </w:rPr>
+              <w:t>Class Objective:</w:t>
+            </w:r>
+          </w:p>
+          <w:p>
+            <w:pPr>
+              <w:spacing w:before="0" w:after="0" w:line="360" w:lineRule="auto"/>
+            </w:pPr>
+            <w:r>
+              <w:rPr>
+                <w:rFonts w:ascii="Arial" w:hAnsi="Arial" w:cs="Arial" w:eastAsia="Arial"/>
+                <w:sz w:val="24"/>
+              </w:rPr>
+              <w:t>Write a Python program that asks for two numbers, calculates at least 3 results, displays labeled output, and includes one comment explaining the program purpose.</w:t>
+            </w:r>
+          </w:p>
+          <w:p>
+            <w:pPr>
+              <w:spacing w:before="0" w:after="0" w:line="360" w:lineRule="auto"/>
+            </w:pPr>
+            <w:r>
+              <w:rPr>
+                <w:rFonts w:ascii="Arial" w:hAnsi="Arial" w:cs="Arial" w:eastAsia="Arial"/>
+                <w:b/>
+                <w:sz w:val="24"/>
+              </w:rPr>
+              <w:t>Pre-activities:</w:t>
+            </w:r>
+          </w:p>
+          <w:p>
+            <w:pPr>
+              <w:spacing w:before="0" w:after="0" w:line="360" w:lineRule="auto"/>
+            </w:pPr>
+            <w:r>
+              <w:rPr>
+                <w:rFonts w:ascii="Arial" w:hAnsi="Arial" w:cs="Arial" w:eastAsia="Arial"/>
+                <w:b w:val="0"/>
+                <w:sz w:val="24"/>
+              </w:rPr>
               <w:t>Review Week 5 practice vocabulary (part 2).</w:t>
-              <w:br/>
+            </w:r>
+          </w:p>
+          <w:p>
+            <w:pPr>
+              <w:spacing w:before="0" w:after="0" w:line="360" w:lineRule="auto"/>
+            </w:pPr>
+            <w:r>
+              <w:rPr>
+                <w:rFonts w:ascii="Arial" w:hAnsi="Arial" w:cs="Arial" w:eastAsia="Arial"/>
+                <w:b w:val="0"/>
+                <w:sz w:val="24"/>
+              </w:rPr>
               <w:t>calculate: To find an answer using math</w:t>
-              <w:br/>
+            </w:r>
+          </w:p>
+          <w:p>
+            <w:pPr>
+              <w:spacing w:before="0" w:after="0" w:line="360" w:lineRule="auto"/>
+            </w:pPr>
+            <w:r>
+              <w:rPr>
+                <w:rFonts w:ascii="Arial" w:hAnsi="Arial" w:cs="Arial" w:eastAsia="Arial"/>
+                <w:b w:val="0"/>
+                <w:sz w:val="24"/>
+              </w:rPr>
               <w:t>if/else: A code choice between two actions</w:t>
-              <w:br/>
+            </w:r>
+          </w:p>
+          <w:p>
+            <w:pPr>
+              <w:spacing w:before="0" w:after="0" w:line="360" w:lineRule="auto"/>
+            </w:pPr>
+            <w:r>
+              <w:rPr>
+                <w:rFonts w:ascii="Arial" w:hAnsi="Arial" w:cs="Arial" w:eastAsia="Arial"/>
+                <w:b w:val="0"/>
+                <w:sz w:val="24"/>
+              </w:rPr>
               <w:t>condition: A rule that can be true or false</w:t>
-              <w:br/>
-              <w:t>Sort conditions into true and false examples. Review greater than, less than, equal to, and not equal to.</w:t>
-              <w:br/>
-              <w:br/>
-              <w:t>While activities</w:t>
-              <w:br/>
-              <w:t>Complete Daily Grade #3: Write a Python program that asks for two numbers, calculates at least 3 results, displays labeled output, and includes one comment explaining the program purpose. Then create a Python decision program using if/else and test at least 4 inputs.</w:t>
-              <w:br/>
-              <w:br/>
-              <w:t>Post activities</w:t>
-              <w:br/>
-              <w:t>Submit the code or screenshot. Write one test input that proved your program worked.</w:t>
+            </w:r>
+          </w:p>
+          <w:p>
+            <w:pPr>
+              <w:spacing w:before="0" w:after="0" w:line="360" w:lineRule="auto"/>
+            </w:pPr>
+            <w:r>
+              <w:rPr>
+                <w:rFonts w:ascii="Arial" w:hAnsi="Arial" w:cs="Arial" w:eastAsia="Arial"/>
+                <w:b w:val="0"/>
+                <w:sz w:val="24"/>
+              </w:rPr>
+              <w:t>Sort conditions into true and false examples.</w:t>
+            </w:r>
+          </w:p>
+          <w:p>
+            <w:pPr>
+              <w:spacing w:before="0" w:after="0" w:line="360" w:lineRule="auto"/>
+            </w:pPr>
+            <w:r>
+              <w:rPr>
+                <w:rFonts w:ascii="Arial" w:hAnsi="Arial" w:cs="Arial" w:eastAsia="Arial"/>
+                <w:b w:val="0"/>
+                <w:sz w:val="24"/>
+              </w:rPr>
+              <w:t>Review greater than, less than, equal to, and not equal to.</w:t>
+            </w:r>
+          </w:p>
+          <w:p>
+            <w:pPr>
+              <w:spacing w:before="0" w:after="0" w:line="360" w:lineRule="auto"/>
+            </w:pPr>
+            <w:r>
+              <w:rPr>
+                <w:rFonts w:ascii="Arial" w:hAnsi="Arial" w:cs="Arial" w:eastAsia="Arial"/>
+                <w:b/>
+                <w:sz w:val="24"/>
+              </w:rPr>
+              <w:t>While activities:</w:t>
+            </w:r>
+          </w:p>
+          <w:p>
+            <w:pPr>
+              <w:spacing w:before="0" w:after="0" w:line="360" w:lineRule="auto"/>
+            </w:pPr>
+            <w:r>
+              <w:rPr>
+                <w:rFonts w:ascii="Arial" w:hAnsi="Arial" w:cs="Arial" w:eastAsia="Arial"/>
+                <w:b w:val="0"/>
+                <w:sz w:val="24"/>
+                <w:highlight w:val="yellow"/>
+              </w:rPr>
+              <w:t>Complete Daily Grade #3: Write a Python program that asks for two numbers, calculates at least 3 results, displays labeled output, and includes one comment explaining the program purpose.</w:t>
+            </w:r>
+          </w:p>
+          <w:p>
+            <w:pPr>
+              <w:spacing w:before="0" w:after="0" w:line="360" w:lineRule="auto"/>
+            </w:pPr>
+            <w:r>
+              <w:rPr>
+                <w:rFonts w:ascii="Arial" w:hAnsi="Arial" w:cs="Arial" w:eastAsia="Arial"/>
+                <w:b w:val="0"/>
+                <w:sz w:val="24"/>
+              </w:rPr>
+              <w:t>Then create a Python decision program using if/else and test at least 4 inputs.</w:t>
+            </w:r>
+          </w:p>
+          <w:p>
+            <w:pPr>
+              <w:spacing w:before="0" w:after="0" w:line="360" w:lineRule="auto"/>
+            </w:pPr>
+            <w:r>
+              <w:rPr>
+                <w:rFonts w:ascii="Arial" w:hAnsi="Arial" w:cs="Arial" w:eastAsia="Arial"/>
+                <w:b/>
+                <w:sz w:val="24"/>
+              </w:rPr>
+              <w:t>Post activities:</w:t>
+            </w:r>
+          </w:p>
+          <w:p>
+            <w:pPr>
+              <w:spacing w:before="0" w:after="0" w:line="360" w:lineRule="auto"/>
+            </w:pPr>
+            <w:r>
+              <w:rPr>
+                <w:rFonts w:ascii="Arial" w:hAnsi="Arial" w:cs="Arial" w:eastAsia="Arial"/>
+                <w:b w:val="0"/>
+                <w:sz w:val="24"/>
+              </w:rPr>
+              <w:t>Submit the code or screenshot.</w:t>
+            </w:r>
+          </w:p>
+          <w:p>
+            <w:pPr>
+              <w:spacing w:before="0" w:after="0" w:line="360" w:lineRule="auto"/>
+            </w:pPr>
+            <w:r>
+              <w:rPr>
+                <w:rFonts w:ascii="Arial" w:hAnsi="Arial" w:cs="Arial" w:eastAsia="Arial"/>
+                <w:b w:val="0"/>
+                <w:sz w:val="24"/>
+              </w:rPr>
+              <w:t>Write one test input that proved your program worked.</w:t>
             </w:r>
           </w:p>
         </w:tc>
@@ -567,10 +1730,37 @@
               <w:bottom w:val="single" w:sz="4" w:space="0" w:color="auto"/>
               <w:right w:val="single" w:sz="4" w:space="0" w:color="auto"/>
             </w:tcBorders>
+            <w:vAlign w:val="top"/>
           </w:tcPr>
           <w:p>
-            <w:r>
-              <w:t>Resources: Pen, pencil, technology notebook, student's email and password, Google Classroom, LEDs and resistors, buttons, sensors, Scratch access, Micro:bit or simulator, Scratch Link/Bluetooth when needed, Python environment, checklist or worksheet, project planning sheet, projector.</w:t>
+            <w:pPr>
+              <w:spacing w:line="360" w:lineRule="auto" w:before="0" w:after="0"/>
+            </w:pPr>
+            <w:r>
+              <w:rPr>
+                <w:rFonts w:ascii="Arial" w:hAnsi="Arial" w:cs="Arial" w:eastAsia="Arial"/>
+                <w:sz w:val="24"/>
+              </w:rPr>
+            </w:r>
+            <w:r>
+              <w:rPr>
+                <w:rFonts w:ascii="Arial" w:hAnsi="Arial" w:eastAsia="Arial" w:cs="Arial"/>
+                <w:b/>
+                <w:i w:val="0"/>
+                <w:sz w:val="24"/>
+                <w:u w:val="none"/>
+              </w:rPr>
+              <w:t xml:space="preserve">Resources: </w:t>
+            </w:r>
+            <w:r>
+              <w:rPr>
+                <w:rFonts w:ascii="Arial" w:hAnsi="Arial" w:eastAsia="Arial" w:cs="Arial"/>
+                <w:b w:val="0"/>
+                <w:i w:val="0"/>
+                <w:sz w:val="24"/>
+                <w:u w:val="none"/>
+              </w:rPr>
+              <w:t>Pen, pencil, technology notebook, student's computer, email and password</w:t>
             </w:r>
           </w:p>
         </w:tc>
@@ -583,10 +1773,37 @@
               <w:bottom w:val="single" w:sz="4" w:space="0" w:color="auto"/>
               <w:right w:val="single" w:sz="4" w:space="0" w:color="auto"/>
             </w:tcBorders>
+            <w:vAlign w:val="top"/>
           </w:tcPr>
           <w:p>
-            <w:r>
-              <w:t>Resources: Pen, pencil, technology notebook, student's email and password, Google Classroom, LEDs and resistors, buttons, sensors, Scratch access, Micro:bit or simulator, Scratch Link/Bluetooth when needed, Python environment, checklist or worksheet, project planning sheet, projector.</w:t>
+            <w:pPr>
+              <w:spacing w:line="360" w:lineRule="auto" w:before="0" w:after="0"/>
+            </w:pPr>
+            <w:r>
+              <w:rPr>
+                <w:rFonts w:ascii="Arial" w:hAnsi="Arial" w:cs="Arial" w:eastAsia="Arial"/>
+                <w:sz w:val="24"/>
+              </w:rPr>
+            </w:r>
+            <w:r>
+              <w:rPr>
+                <w:rFonts w:ascii="Arial" w:hAnsi="Arial" w:eastAsia="Arial" w:cs="Arial"/>
+                <w:b/>
+                <w:i w:val="0"/>
+                <w:sz w:val="24"/>
+                <w:u w:val="none"/>
+              </w:rPr>
+              <w:t xml:space="preserve">Resources: </w:t>
+            </w:r>
+            <w:r>
+              <w:rPr>
+                <w:rFonts w:ascii="Arial" w:hAnsi="Arial" w:eastAsia="Arial" w:cs="Arial"/>
+                <w:b w:val="0"/>
+                <w:i w:val="0"/>
+                <w:sz w:val="24"/>
+                <w:u w:val="none"/>
+              </w:rPr>
+              <w:t>Pen, pencil, technology notebook, student's computer, email and password</w:t>
             </w:r>
           </w:p>
         </w:tc>
@@ -602,9 +1819,30 @@
               <w:right w:val="single" w:sz="4" w:space="0" w:color="auto"/>
             </w:tcBorders>
             <w:shd w:val="clear" w:color="auto" w:fill="A8D08D"/>
+            <w:vAlign w:val="top"/>
           </w:tcPr>
           <w:p>
-            <w:r>
+            <w:pPr>
+              <w:jc w:val="center"/>
+              <w:spacing w:line="360" w:lineRule="auto" w:before="0" w:after="0"/>
+            </w:pPr>
+            <w:r>
+              <w:rPr>
+                <w:rFonts w:ascii="Arial" w:hAnsi="Arial" w:eastAsia="Arial" w:cs="Arial"/>
+                <w:b/>
+                <w:i w:val="0"/>
+                <w:sz w:val="24"/>
+                <w:u w:val="none"/>
+              </w:rPr>
+            </w:r>
+            <w:r>
+              <w:rPr>
+                <w:rFonts w:ascii="Arial" w:hAnsi="Arial" w:eastAsia="Arial" w:cs="Arial"/>
+                <w:b/>
+                <w:i w:val="0"/>
+                <w:sz w:val="24"/>
+                <w:u w:val="none"/>
+              </w:rPr>
               <w:t>8A, 8B day – 45min – October - Week 6</w:t>
             </w:r>
           </w:p>
@@ -619,9 +1857,30 @@
               <w:right w:val="single" w:sz="4" w:space="0" w:color="auto"/>
             </w:tcBorders>
             <w:shd w:val="clear" w:color="auto" w:fill="A8D08D"/>
+            <w:vAlign w:val="top"/>
           </w:tcPr>
           <w:p>
-            <w:r>
+            <w:pPr>
+              <w:jc w:val="center"/>
+              <w:spacing w:line="360" w:lineRule="auto" w:before="0" w:after="0"/>
+            </w:pPr>
+            <w:r>
+              <w:rPr>
+                <w:rFonts w:ascii="Arial" w:hAnsi="Arial" w:eastAsia="Arial" w:cs="Arial"/>
+                <w:b/>
+                <w:i w:val="0"/>
+                <w:sz w:val="24"/>
+                <w:u w:val="none"/>
+              </w:rPr>
+            </w:r>
+            <w:r>
+              <w:rPr>
+                <w:rFonts w:ascii="Arial" w:hAnsi="Arial" w:eastAsia="Arial" w:cs="Arial"/>
+                <w:b/>
+                <w:i w:val="0"/>
+                <w:sz w:val="24"/>
+                <w:u w:val="none"/>
+              </w:rPr>
               <w:t>8A, 8B day – 90 min – October - Week 6</w:t>
             </w:r>
           </w:p>
@@ -637,37 +1896,235 @@
               <w:bottom w:val="single" w:sz="4" w:space="0" w:color="auto"/>
               <w:right w:val="single" w:sz="4" w:space="0" w:color="auto"/>
             </w:tcBorders>
+            <w:vAlign w:val="top"/>
           </w:tcPr>
           <w:p>
-            <w:r>
-              <w:t>Topic:</w:t>
-              <w:br/>
+            <w:pPr>
+              <w:spacing w:before="0" w:after="0" w:line="360" w:lineRule="auto"/>
+            </w:pPr>
+            <w:r>
+              <w:rPr>
+                <w:rFonts w:ascii="Arial" w:hAnsi="Arial" w:cs="Arial" w:eastAsia="Arial"/>
+                <w:b/>
+                <w:sz w:val="24"/>
+              </w:rPr>
+              <w:t xml:space="preserve">Topic: </w:t>
+            </w:r>
+            <w:r>
+              <w:rPr>
+                <w:rFonts w:ascii="Arial" w:hAnsi="Arial" w:cs="Arial" w:eastAsia="Arial"/>
+                <w:b w:val="0"/>
+                <w:sz w:val="24"/>
+              </w:rPr>
               <w:t>Random numbers and multi-branch choices</w:t>
-              <w:br/>
-              <w:br/>
-              <w:t>Pre-activities</w:t>
-              <w:br/>
+            </w:r>
+          </w:p>
+          <w:p>
+            <w:pPr>
+              <w:spacing w:before="0" w:after="0" w:line="360" w:lineRule="auto"/>
+            </w:pPr>
+            <w:r>
+              <w:rPr>
+                <w:rFonts w:ascii="Arial" w:hAnsi="Arial" w:cs="Arial" w:eastAsia="Arial"/>
+                <w:sz w:val="24"/>
+                <w:b/>
+                <w:bCs/>
+              </w:rPr>
+              <w:t>Class Objective:</w:t>
+            </w:r>
+          </w:p>
+          <w:p>
+            <w:pPr>
+              <w:spacing w:before="0" w:after="0" w:line="360" w:lineRule="auto"/>
+            </w:pPr>
+            <w:r>
+              <w:rPr>
+                <w:rFonts w:ascii="Arial" w:hAnsi="Arial" w:cs="Arial" w:eastAsia="Arial"/>
+                <w:sz w:val="24"/>
+              </w:rPr>
+              <w:t>Add one new branch or message.</w:t>
+            </w:r>
+          </w:p>
+          <w:p>
+            <w:pPr>
+              <w:spacing w:before="0" w:after="0" w:line="360" w:lineRule="auto"/>
+            </w:pPr>
+            <w:r>
+              <w:rPr>
+                <w:rFonts w:ascii="Arial" w:hAnsi="Arial" w:cs="Arial" w:eastAsia="Arial"/>
+                <w:b/>
+                <w:sz w:val="24"/>
+              </w:rPr>
+              <w:t>Pre-activities:</w:t>
+            </w:r>
+          </w:p>
+          <w:p>
+            <w:pPr>
+              <w:spacing w:before="0" w:after="0" w:line="360" w:lineRule="auto"/>
+            </w:pPr>
+            <w:r>
+              <w:rPr>
+                <w:rFonts w:ascii="Arial" w:hAnsi="Arial" w:cs="Arial" w:eastAsia="Arial"/>
+                <w:b w:val="0"/>
+                <w:sz w:val="24"/>
+              </w:rPr>
               <w:t>Review Week 6 practice vocabulary (part 1).</w:t>
-              <w:br/>
+            </w:r>
+          </w:p>
+          <w:p>
+            <w:pPr>
+              <w:spacing w:before="0" w:after="0" w:line="360" w:lineRule="auto"/>
+            </w:pPr>
+            <w:r>
+              <w:rPr>
+                <w:rFonts w:ascii="Arial" w:hAnsi="Arial" w:cs="Arial" w:eastAsia="Arial"/>
+                <w:b w:val="0"/>
+                <w:sz w:val="24"/>
+              </w:rPr>
               <w:t>random: Chosen without a fixed pattern</w:t>
-              <w:br/>
+            </w:r>
+          </w:p>
+          <w:p>
+            <w:pPr>
+              <w:spacing w:before="0" w:after="0" w:line="360" w:lineRule="auto"/>
+            </w:pPr>
+            <w:r>
+              <w:rPr>
+                <w:rFonts w:ascii="Arial" w:hAnsi="Arial" w:cs="Arial" w:eastAsia="Arial"/>
+                <w:b w:val="0"/>
+                <w:sz w:val="24"/>
+              </w:rPr>
               <w:t>import: To bring a code tool into a program</w:t>
-              <w:br/>
+            </w:r>
+          </w:p>
+          <w:p>
+            <w:pPr>
+              <w:spacing w:before="0" w:after="0" w:line="360" w:lineRule="auto"/>
+            </w:pPr>
+            <w:r>
+              <w:rPr>
+                <w:rFonts w:ascii="Arial" w:hAnsi="Arial" w:cs="Arial" w:eastAsia="Arial"/>
+                <w:b w:val="0"/>
+                <w:sz w:val="24"/>
+              </w:rPr>
               <w:t>elif: A Python choice used after if and before else</w:t>
-              <w:br/>
+            </w:r>
+          </w:p>
+          <w:p>
+            <w:pPr>
+              <w:spacing w:before="0" w:after="0" w:line="360" w:lineRule="auto"/>
+            </w:pPr>
+            <w:r>
+              <w:rPr>
+                <w:rFonts w:ascii="Arial" w:hAnsi="Arial" w:cs="Arial" w:eastAsia="Arial"/>
+                <w:b w:val="0"/>
+                <w:sz w:val="24"/>
+              </w:rPr>
               <w:t>branch: One possible path in a program</w:t>
-              <w:br/>
-              <w:t>Match random, import, elif, condition, and branch with definitions. Predict which branch runs in sample code.</w:t>
-              <w:br/>
-              <w:br/>
-              <w:t>While activities</w:t>
-              <w:br/>
-              <w:t>Modify a guided program that uses random numbers and if/elif/else. Add one new branch or message.</w:t>
-              <w:br/>
-              <w:br/>
-              <w:t>Post activities</w:t>
-              <w:br/>
-              <w:t>Save the program. Explain how the program chooses a path.</w:t>
+            </w:r>
+          </w:p>
+          <w:p>
+            <w:pPr>
+              <w:spacing w:before="0" w:after="0" w:line="360" w:lineRule="auto"/>
+            </w:pPr>
+            <w:r>
+              <w:rPr>
+                <w:rFonts w:ascii="Arial" w:hAnsi="Arial" w:cs="Arial" w:eastAsia="Arial"/>
+                <w:b w:val="0"/>
+                <w:sz w:val="24"/>
+              </w:rPr>
+              <w:t>Match random, import, elif, condition, and branch with definitions.</w:t>
+            </w:r>
+          </w:p>
+          <w:p>
+            <w:pPr>
+              <w:spacing w:before="0" w:after="0" w:line="360" w:lineRule="auto"/>
+            </w:pPr>
+            <w:r>
+              <w:rPr>
+                <w:rFonts w:ascii="Arial" w:hAnsi="Arial" w:cs="Arial" w:eastAsia="Arial"/>
+                <w:b w:val="0"/>
+                <w:sz w:val="24"/>
+              </w:rPr>
+              <w:t>Predict which branch runs in sample code.</w:t>
+            </w:r>
+          </w:p>
+          <w:p>
+            <w:pPr>
+              <w:spacing w:before="0" w:after="0" w:line="360" w:lineRule="auto"/>
+            </w:pPr>
+            <w:r>
+              <w:rPr>
+                <w:rFonts w:ascii="Arial" w:hAnsi="Arial" w:cs="Arial" w:eastAsia="Arial"/>
+                <w:b/>
+                <w:sz w:val="24"/>
+              </w:rPr>
+              <w:t>While activities:</w:t>
+            </w:r>
+          </w:p>
+          <w:p>
+            <w:pPr>
+              <w:spacing w:before="0" w:after="0" w:line="360" w:lineRule="auto"/>
+            </w:pPr>
+            <w:r>
+              <w:rPr>
+                <w:rFonts w:ascii="Arial" w:hAnsi="Arial" w:cs="Arial" w:eastAsia="Arial"/>
+                <w:b w:val="0"/>
+                <w:sz w:val="24"/>
+              </w:rPr>
+              <w:t>Modify a guided program that uses random numbers and if/elif/else.</w:t>
+            </w:r>
+          </w:p>
+          <w:p>
+            <w:pPr>
+              <w:spacing w:before="0" w:after="0" w:line="360" w:lineRule="auto"/>
+            </w:pPr>
+            <w:r>
+              <w:rPr>
+                <w:rFonts w:ascii="Arial" w:hAnsi="Arial" w:cs="Arial" w:eastAsia="Arial"/>
+                <w:b w:val="0"/>
+                <w:sz w:val="24"/>
+              </w:rPr>
+              <w:t>Add one new branch or message.</w:t>
+            </w:r>
+          </w:p>
+          <w:p>
+            <w:pPr>
+              <w:spacing w:before="0" w:after="0" w:line="360" w:lineRule="auto"/>
+            </w:pPr>
+            <w:r>
+              <w:rPr>
+                <w:rFonts w:ascii="Arial" w:hAnsi="Arial" w:cs="Arial" w:eastAsia="Arial"/>
+                <w:b/>
+                <w:sz w:val="24"/>
+              </w:rPr>
+              <w:t>Post activities:</w:t>
+            </w:r>
+          </w:p>
+          <w:p>
+            <w:pPr>
+              <w:spacing w:before="0" w:after="0" w:line="360" w:lineRule="auto"/>
+            </w:pPr>
+            <w:r>
+              <w:rPr>
+                <w:rFonts w:ascii="Arial" w:hAnsi="Arial" w:cs="Arial" w:eastAsia="Arial"/>
+                <w:b w:val="0"/>
+                <w:sz w:val="24"/>
+              </w:rPr>
+              <w:t>Save the program.</w:t>
+            </w:r>
+          </w:p>
+          <w:p>
+            <w:pPr>
+              <w:spacing w:before="0" w:after="0" w:line="360" w:lineRule="auto"/>
+            </w:pPr>
+            <w:r>
+              <w:rPr>
+                <w:rFonts w:ascii="Arial" w:hAnsi="Arial" w:cs="Arial" w:eastAsia="Arial"/>
+                <w:b w:val="0"/>
+                <w:sz w:val="24"/>
+              </w:rPr>
+              <w:t>Explain how the program chooses a path.</w:t>
             </w:r>
           </w:p>
         </w:tc>
@@ -680,37 +2137,223 @@
               <w:bottom w:val="single" w:sz="4" w:space="0" w:color="auto"/>
               <w:right w:val="single" w:sz="4" w:space="0" w:color="auto"/>
             </w:tcBorders>
+            <w:vAlign w:val="top"/>
           </w:tcPr>
           <w:p>
-            <w:r>
-              <w:t>Topic:</w:t>
-              <w:br/>
-              <w:t>Loops and counters</w:t>
-              <w:br/>
-              <w:br/>
-              <w:t>Pre-activities</w:t>
-              <w:br/>
+            <w:pPr>
+              <w:spacing w:before="0" w:after="0" w:line="360" w:lineRule="auto"/>
+            </w:pPr>
+            <w:r>
+              <w:rPr>
+                <w:rFonts w:ascii="Arial" w:hAnsi="Arial" w:cs="Arial" w:eastAsia="Arial"/>
+                <w:b/>
+                <w:sz w:val="24"/>
+              </w:rPr>
+              <w:t xml:space="preserve">Topic: </w:t>
+            </w:r>
+            <w:r>
+              <w:rPr>
+                <w:rFonts w:ascii="Arial" w:hAnsi="Arial" w:cs="Arial" w:eastAsia="Arial"/>
+                <w:b w:val="0"/>
+                <w:sz w:val="24"/>
+              </w:rPr>
+              <w:t>Loops, counters, and debugging habits</w:t>
+            </w:r>
+          </w:p>
+          <w:p>
+            <w:pPr>
+              <w:spacing w:before="0" w:after="0" w:line="360" w:lineRule="auto"/>
+            </w:pPr>
+            <w:r>
+              <w:rPr>
+                <w:rFonts w:ascii="Arial" w:hAnsi="Arial" w:cs="Arial" w:eastAsia="Arial"/>
+                <w:sz w:val="24"/>
+                <w:b/>
+                <w:bCs/>
+              </w:rPr>
+              <w:t>Class Objective:</w:t>
+            </w:r>
+          </w:p>
+          <w:p>
+            <w:pPr>
+              <w:spacing w:before="0" w:after="0" w:line="360" w:lineRule="auto"/>
+            </w:pPr>
+            <w:r>
+              <w:rPr>
+                <w:rFonts w:ascii="Arial" w:hAnsi="Arial" w:cs="Arial" w:eastAsia="Arial"/>
+                <w:sz w:val="24"/>
+              </w:rPr>
+              <w:t>Complete a loops and debugging habits checklist about perseverance, careful testing, useful feedback, organized notes, and fixing mistakes.</w:t>
+            </w:r>
+          </w:p>
+          <w:p>
+            <w:pPr>
+              <w:spacing w:before="0" w:after="0" w:line="360" w:lineRule="auto"/>
+            </w:pPr>
+            <w:r>
+              <w:rPr>
+                <w:rFonts w:ascii="Arial" w:hAnsi="Arial" w:cs="Arial" w:eastAsia="Arial"/>
+                <w:b/>
+                <w:sz w:val="24"/>
+              </w:rPr>
+              <w:t>Pre-activities:</w:t>
+            </w:r>
+          </w:p>
+          <w:p>
+            <w:pPr>
+              <w:spacing w:before="0" w:after="0" w:line="360" w:lineRule="auto"/>
+            </w:pPr>
+            <w:r>
+              <w:rPr>
+                <w:rFonts w:ascii="Arial" w:hAnsi="Arial" w:cs="Arial" w:eastAsia="Arial"/>
+                <w:b w:val="0"/>
+                <w:sz w:val="24"/>
+              </w:rPr>
               <w:t>Review Week 6 practice vocabulary (part 2).</w:t>
-              <w:br/>
+            </w:r>
+          </w:p>
+          <w:p>
+            <w:pPr>
+              <w:spacing w:before="0" w:after="0" w:line="360" w:lineRule="auto"/>
+            </w:pPr>
+            <w:r>
+              <w:rPr>
+                <w:rFonts w:ascii="Arial" w:hAnsi="Arial" w:cs="Arial" w:eastAsia="Arial"/>
+                <w:b w:val="0"/>
+                <w:sz w:val="24"/>
+              </w:rPr>
               <w:t>loop: Code that repeats</w:t>
-              <w:br/>
+            </w:r>
+          </w:p>
+          <w:p>
+            <w:pPr>
+              <w:spacing w:before="0" w:after="0" w:line="360" w:lineRule="auto"/>
+            </w:pPr>
+            <w:r>
+              <w:rPr>
+                <w:rFonts w:ascii="Arial" w:hAnsi="Arial" w:cs="Arial" w:eastAsia="Arial"/>
+                <w:b w:val="0"/>
+                <w:sz w:val="24"/>
+              </w:rPr>
               <w:t>counter: A variable used to count</w:t>
-              <w:br/>
+            </w:r>
+          </w:p>
+          <w:p>
+            <w:pPr>
+              <w:spacing w:before="0" w:after="0" w:line="360" w:lineRule="auto"/>
+            </w:pPr>
+            <w:r>
+              <w:rPr>
+                <w:rFonts w:ascii="Arial" w:hAnsi="Arial" w:cs="Arial" w:eastAsia="Arial"/>
+                <w:b w:val="0"/>
+                <w:sz w:val="24"/>
+              </w:rPr>
               <w:t>update: A change made during a loop or process</w:t>
-              <w:br/>
+            </w:r>
+          </w:p>
+          <w:p>
+            <w:pPr>
+              <w:spacing w:before="0" w:after="0" w:line="360" w:lineRule="auto"/>
+            </w:pPr>
+            <w:r>
+              <w:rPr>
+                <w:rFonts w:ascii="Arial" w:hAnsi="Arial" w:cs="Arial" w:eastAsia="Arial"/>
+                <w:b w:val="0"/>
+                <w:sz w:val="24"/>
+              </w:rPr>
               <w:t>while: A loop that repeats while a condition is true</w:t>
-              <w:br/>
-              <w:t>Complete a loop trace table for a short while loop. Identify the counter, condition, and update.</w:t>
-              <w:br/>
-              <w:br/>
-              <w:t>While activities</w:t>
-              <w:br/>
-              <w:t>Build a small loop program that repeats until a condition is met. Use a counter or score variable and test how the loop stops.</w:t>
-              <w:br/>
-              <w:br/>
-              <w:t>Post activities</w:t>
-              <w:br/>
-              <w:t>Record one bug that could cause a loop to run too long.</w:t>
+            </w:r>
+          </w:p>
+          <w:p>
+            <w:pPr>
+              <w:spacing w:before="0" w:after="0" w:line="360" w:lineRule="auto"/>
+            </w:pPr>
+            <w:r>
+              <w:rPr>
+                <w:rFonts w:ascii="Arial" w:hAnsi="Arial" w:cs="Arial" w:eastAsia="Arial"/>
+                <w:b w:val="0"/>
+                <w:sz w:val="24"/>
+              </w:rPr>
+              <w:t>Complete a loop trace table for a short while loop.</w:t>
+            </w:r>
+          </w:p>
+          <w:p>
+            <w:pPr>
+              <w:spacing w:before="0" w:after="0" w:line="360" w:lineRule="auto"/>
+            </w:pPr>
+            <w:r>
+              <w:rPr>
+                <w:rFonts w:ascii="Arial" w:hAnsi="Arial" w:cs="Arial" w:eastAsia="Arial"/>
+                <w:b w:val="0"/>
+                <w:sz w:val="24"/>
+              </w:rPr>
+              <w:t>Identify the counter, condition, and update.</w:t>
+            </w:r>
+          </w:p>
+          <w:p>
+            <w:pPr>
+              <w:spacing w:before="0" w:after="0" w:line="360" w:lineRule="auto"/>
+            </w:pPr>
+            <w:r>
+              <w:rPr>
+                <w:rFonts w:ascii="Arial" w:hAnsi="Arial" w:cs="Arial" w:eastAsia="Arial"/>
+                <w:b/>
+                <w:sz w:val="24"/>
+              </w:rPr>
+              <w:t>While activities:</w:t>
+            </w:r>
+          </w:p>
+          <w:p>
+            <w:pPr>
+              <w:spacing w:before="0" w:after="0" w:line="360" w:lineRule="auto"/>
+            </w:pPr>
+            <w:r>
+              <w:rPr>
+                <w:rFonts w:ascii="Arial" w:hAnsi="Arial" w:cs="Arial" w:eastAsia="Arial"/>
+                <w:b w:val="0"/>
+                <w:sz w:val="24"/>
+                <w:highlight w:val="yellow"/>
+              </w:rPr>
+              <w:t>Complete Appreciation Grade #2: Complete a loops and debugging habits checklist about perseverance, careful testing, useful feedback, organized notes, and fixing mistakes.</w:t>
+            </w:r>
+          </w:p>
+          <w:p>
+            <w:pPr>
+              <w:spacing w:before="0" w:after="0" w:line="360" w:lineRule="auto"/>
+            </w:pPr>
+            <w:r>
+              <w:rPr>
+                <w:rFonts w:ascii="Arial" w:hAnsi="Arial" w:cs="Arial" w:eastAsia="Arial"/>
+                <w:b w:val="0"/>
+                <w:sz w:val="24"/>
+              </w:rPr>
+              <w:t>Then build a small loop program that repeats until a condition is met.</w:t>
+            </w:r>
+          </w:p>
+          <w:p>
+            <w:pPr>
+              <w:spacing w:before="0" w:after="0" w:line="360" w:lineRule="auto"/>
+            </w:pPr>
+            <w:r>
+              <w:rPr>
+                <w:rFonts w:ascii="Arial" w:hAnsi="Arial" w:cs="Arial" w:eastAsia="Arial"/>
+                <w:b/>
+                <w:sz w:val="24"/>
+              </w:rPr>
+              <w:t>Post activities:</w:t>
+            </w:r>
+          </w:p>
+          <w:p>
+            <w:pPr>
+              <w:spacing w:before="0" w:after="0" w:line="360" w:lineRule="auto"/>
+            </w:pPr>
+            <w:r>
+              <w:rPr>
+                <w:rFonts w:ascii="Arial" w:hAnsi="Arial" w:cs="Arial" w:eastAsia="Arial"/>
+                <w:b w:val="0"/>
+                <w:sz w:val="24"/>
+              </w:rPr>
+              <w:t>Record one bug that could cause a loop to run too long and one habit that helped you debug it.</w:t>
             </w:r>
           </w:p>
         </w:tc>
@@ -728,10 +2371,37 @@
               <w:bottom w:val="single" w:sz="4" w:space="0" w:color="auto"/>
               <w:right w:val="single" w:sz="4" w:space="0" w:color="auto"/>
             </w:tcBorders>
+            <w:vAlign w:val="top"/>
           </w:tcPr>
           <w:p>
-            <w:r>
-              <w:t>Resources: Pen, pencil, technology notebook, student's email and password, Google Classroom, LEDs and resistors, buttons, sensors, Scratch access, Micro:bit or simulator, Scratch Link/Bluetooth when needed, Python environment, checklist or worksheet, project planning sheet, projector.</w:t>
+            <w:pPr>
+              <w:spacing w:line="360" w:lineRule="auto" w:before="0" w:after="0"/>
+            </w:pPr>
+            <w:r>
+              <w:rPr>
+                <w:rFonts w:ascii="Arial" w:hAnsi="Arial" w:cs="Arial" w:eastAsia="Arial"/>
+                <w:sz w:val="24"/>
+              </w:rPr>
+            </w:r>
+            <w:r>
+              <w:rPr>
+                <w:rFonts w:ascii="Arial" w:hAnsi="Arial" w:eastAsia="Arial" w:cs="Arial"/>
+                <w:b/>
+                <w:i w:val="0"/>
+                <w:sz w:val="24"/>
+                <w:u w:val="none"/>
+              </w:rPr>
+              <w:t xml:space="preserve">Resources: </w:t>
+            </w:r>
+            <w:r>
+              <w:rPr>
+                <w:rFonts w:ascii="Arial" w:hAnsi="Arial" w:eastAsia="Arial" w:cs="Arial"/>
+                <w:b w:val="0"/>
+                <w:i w:val="0"/>
+                <w:sz w:val="24"/>
+                <w:u w:val="none"/>
+              </w:rPr>
+              <w:t>Pen, pencil, technology notebook, student's computer, email and password</w:t>
             </w:r>
           </w:p>
         </w:tc>
@@ -744,10 +2414,37 @@
               <w:bottom w:val="single" w:sz="4" w:space="0" w:color="auto"/>
               <w:right w:val="single" w:sz="4" w:space="0" w:color="auto"/>
             </w:tcBorders>
+            <w:vAlign w:val="top"/>
           </w:tcPr>
           <w:p>
-            <w:r>
-              <w:t>Resources: Pen, pencil, technology notebook, student's email and password, Google Classroom, LEDs and resistors, buttons, sensors, Scratch access, Micro:bit or simulator, Scratch Link/Bluetooth when needed, Python environment, checklist or worksheet, project planning sheet, projector.</w:t>
+            <w:pPr>
+              <w:spacing w:line="360" w:lineRule="auto" w:before="0" w:after="0"/>
+            </w:pPr>
+            <w:r>
+              <w:rPr>
+                <w:rFonts w:ascii="Arial" w:hAnsi="Arial" w:cs="Arial" w:eastAsia="Arial"/>
+                <w:sz w:val="24"/>
+              </w:rPr>
+            </w:r>
+            <w:r>
+              <w:rPr>
+                <w:rFonts w:ascii="Arial" w:hAnsi="Arial" w:eastAsia="Arial" w:cs="Arial"/>
+                <w:b/>
+                <w:i w:val="0"/>
+                <w:sz w:val="24"/>
+                <w:u w:val="none"/>
+              </w:rPr>
+              <w:t xml:space="preserve">Resources: </w:t>
+            </w:r>
+            <w:r>
+              <w:rPr>
+                <w:rFonts w:ascii="Arial" w:hAnsi="Arial" w:eastAsia="Arial" w:cs="Arial"/>
+                <w:b w:val="0"/>
+                <w:i w:val="0"/>
+                <w:sz w:val="24"/>
+                <w:u w:val="none"/>
+              </w:rPr>
+              <w:t>Pen, pencil, technology notebook, student's computer, email and password</w:t>
             </w:r>
           </w:p>
         </w:tc>
@@ -763,9 +2460,30 @@
               <w:right w:val="single" w:sz="4" w:space="0" w:color="auto"/>
             </w:tcBorders>
             <w:shd w:val="clear" w:color="auto" w:fill="A8D08D"/>
+            <w:vAlign w:val="top"/>
           </w:tcPr>
           <w:p>
-            <w:r>
+            <w:pPr>
+              <w:jc w:val="center"/>
+              <w:spacing w:line="360" w:lineRule="auto" w:before="0" w:after="0"/>
+            </w:pPr>
+            <w:r>
+              <w:rPr>
+                <w:rFonts w:ascii="Arial" w:hAnsi="Arial" w:eastAsia="Arial" w:cs="Arial"/>
+                <w:b/>
+                <w:i w:val="0"/>
+                <w:sz w:val="24"/>
+                <w:u w:val="none"/>
+              </w:rPr>
+            </w:r>
+            <w:r>
+              <w:rPr>
+                <w:rFonts w:ascii="Arial" w:hAnsi="Arial" w:eastAsia="Arial" w:cs="Arial"/>
+                <w:b/>
+                <w:i w:val="0"/>
+                <w:sz w:val="24"/>
+                <w:u w:val="none"/>
+              </w:rPr>
               <w:t>8A, 8B day – 45min – October - Week 7</w:t>
             </w:r>
           </w:p>
@@ -780,9 +2498,30 @@
               <w:right w:val="single" w:sz="4" w:space="0" w:color="auto"/>
             </w:tcBorders>
             <w:shd w:val="clear" w:color="auto" w:fill="A8D08D"/>
+            <w:vAlign w:val="top"/>
           </w:tcPr>
           <w:p>
-            <w:r>
+            <w:pPr>
+              <w:jc w:val="center"/>
+              <w:spacing w:line="360" w:lineRule="auto" w:before="0" w:after="0"/>
+            </w:pPr>
+            <w:r>
+              <w:rPr>
+                <w:rFonts w:ascii="Arial" w:hAnsi="Arial" w:eastAsia="Arial" w:cs="Arial"/>
+                <w:b/>
+                <w:i w:val="0"/>
+                <w:sz w:val="24"/>
+                <w:u w:val="none"/>
+              </w:rPr>
+            </w:r>
+            <w:r>
+              <w:rPr>
+                <w:rFonts w:ascii="Arial" w:hAnsi="Arial" w:eastAsia="Arial" w:cs="Arial"/>
+                <w:b/>
+                <w:i w:val="0"/>
+                <w:sz w:val="24"/>
+                <w:u w:val="none"/>
+              </w:rPr>
               <w:t>8A, 8B day – 90 min – October - Week 7</w:t>
             </w:r>
           </w:p>
@@ -798,37 +2537,209 @@
               <w:bottom w:val="single" w:sz="4" w:space="0" w:color="auto"/>
               <w:right w:val="single" w:sz="4" w:space="0" w:color="auto"/>
             </w:tcBorders>
+            <w:vAlign w:val="top"/>
           </w:tcPr>
           <w:p>
-            <w:r>
-              <w:t>Topic:</w:t>
-              <w:br/>
+            <w:pPr>
+              <w:spacing w:before="0" w:after="0" w:line="360" w:lineRule="auto"/>
+            </w:pPr>
+            <w:r>
+              <w:rPr>
+                <w:rFonts w:ascii="Arial" w:hAnsi="Arial" w:cs="Arial" w:eastAsia="Arial"/>
+                <w:b/>
+                <w:sz w:val="24"/>
+              </w:rPr>
+              <w:t xml:space="preserve">Topic: </w:t>
+            </w:r>
+            <w:r>
+              <w:rPr>
+                <w:rFonts w:ascii="Arial" w:hAnsi="Arial" w:cs="Arial" w:eastAsia="Arial"/>
+                <w:b w:val="0"/>
+                <w:sz w:val="24"/>
+              </w:rPr>
               <w:t>Debugging selection and loops</w:t>
-              <w:br/>
-              <w:br/>
-              <w:t>Pre-activities</w:t>
-              <w:br/>
+            </w:r>
+          </w:p>
+          <w:p>
+            <w:pPr>
+              <w:spacing w:before="0" w:after="0" w:line="360" w:lineRule="auto"/>
+            </w:pPr>
+            <w:r>
+              <w:rPr>
+                <w:rFonts w:ascii="Arial" w:hAnsi="Arial" w:cs="Arial" w:eastAsia="Arial"/>
+                <w:sz w:val="24"/>
+                <w:b/>
+                <w:bCs/>
+              </w:rPr>
+              <w:t>Class Objective:</w:t>
+            </w:r>
+          </w:p>
+          <w:p>
+            <w:pPr>
+              <w:spacing w:before="0" w:after="0" w:line="360" w:lineRule="auto"/>
+            </w:pPr>
+            <w:r>
+              <w:rPr>
+                <w:rFonts w:ascii="Arial" w:hAnsi="Arial" w:cs="Arial" w:eastAsia="Arial"/>
+                <w:sz w:val="24"/>
+              </w:rPr>
+              <w:t>Practice finding likely errors in a Python program with variables, if/else, and a loop before the graded debugging check.</w:t>
+            </w:r>
+          </w:p>
+          <w:p>
+            <w:pPr>
+              <w:spacing w:before="0" w:after="0" w:line="360" w:lineRule="auto"/>
+            </w:pPr>
+            <w:r>
+              <w:rPr>
+                <w:rFonts w:ascii="Arial" w:hAnsi="Arial" w:cs="Arial" w:eastAsia="Arial"/>
+                <w:b/>
+                <w:sz w:val="24"/>
+              </w:rPr>
+              <w:t>Pre-activities:</w:t>
+            </w:r>
+          </w:p>
+          <w:p>
+            <w:pPr>
+              <w:spacing w:before="0" w:after="0" w:line="360" w:lineRule="auto"/>
+            </w:pPr>
+            <w:r>
+              <w:rPr>
+                <w:rFonts w:ascii="Arial" w:hAnsi="Arial" w:cs="Arial" w:eastAsia="Arial"/>
+                <w:b w:val="0"/>
+                <w:sz w:val="24"/>
+              </w:rPr>
               <w:t>Review Week 7 practice vocabulary (part 1).</w:t>
-              <w:br/>
+            </w:r>
+          </w:p>
+          <w:p>
+            <w:pPr>
+              <w:spacing w:before="0" w:after="0" w:line="360" w:lineRule="auto"/>
+            </w:pPr>
+            <w:r>
+              <w:rPr>
+                <w:rFonts w:ascii="Arial" w:hAnsi="Arial" w:cs="Arial" w:eastAsia="Arial"/>
+                <w:b w:val="0"/>
+                <w:sz w:val="24"/>
+              </w:rPr>
               <w:t>debug: To find and fix a problem</w:t>
-              <w:br/>
+            </w:r>
+          </w:p>
+          <w:p>
+            <w:pPr>
+              <w:spacing w:before="0" w:after="0" w:line="360" w:lineRule="auto"/>
+            </w:pPr>
+            <w:r>
+              <w:rPr>
+                <w:rFonts w:ascii="Arial" w:hAnsi="Arial" w:cs="Arial" w:eastAsia="Arial"/>
+                <w:b w:val="0"/>
+                <w:sz w:val="24"/>
+              </w:rPr>
               <w:t>colon: The two-dot punctuation mark used in Python blocks</w:t>
-              <w:br/>
+            </w:r>
+          </w:p>
+          <w:p>
+            <w:pPr>
+              <w:spacing w:before="0" w:after="0" w:line="360" w:lineRule="auto"/>
+            </w:pPr>
+            <w:r>
+              <w:rPr>
+                <w:rFonts w:ascii="Arial" w:hAnsi="Arial" w:cs="Arial" w:eastAsia="Arial"/>
+                <w:b w:val="0"/>
+                <w:sz w:val="24"/>
+              </w:rPr>
               <w:t>indentation: Spaces at the start of a code line</w:t>
-              <w:br/>
+            </w:r>
+          </w:p>
+          <w:p>
+            <w:pPr>
+              <w:spacing w:before="0" w:after="0" w:line="360" w:lineRule="auto"/>
+            </w:pPr>
+            <w:r>
+              <w:rPr>
+                <w:rFonts w:ascii="Arial" w:hAnsi="Arial" w:cs="Arial" w:eastAsia="Arial"/>
+                <w:b w:val="0"/>
+                <w:sz w:val="24"/>
+              </w:rPr>
               <w:t>comparison: Checking how two values are related</w:t>
-              <w:br/>
+            </w:r>
+          </w:p>
+          <w:p>
+            <w:pPr>
+              <w:spacing w:before="0" w:after="0" w:line="360" w:lineRule="auto"/>
+            </w:pPr>
+            <w:r>
+              <w:rPr>
+                <w:rFonts w:ascii="Arial" w:hAnsi="Arial" w:cs="Arial" w:eastAsia="Arial"/>
+                <w:b w:val="0"/>
+                <w:sz w:val="24"/>
+              </w:rPr>
               <w:t>Review common errors: missing colon, wrong indentation, wrong comparison, missing update, and variable name mismatch.</w:t>
-              <w:br/>
-              <w:br/>
-              <w:t>While activities</w:t>
-              <w:br/>
+            </w:r>
+          </w:p>
+          <w:p>
+            <w:pPr>
+              <w:spacing w:before="0" w:after="0" w:line="360" w:lineRule="auto"/>
+            </w:pPr>
+            <w:r>
+              <w:rPr>
+                <w:rFonts w:ascii="Arial" w:hAnsi="Arial" w:cs="Arial" w:eastAsia="Arial"/>
+                <w:b/>
+                <w:sz w:val="24"/>
+              </w:rPr>
+              <w:t>While activities:</w:t>
+            </w:r>
+          </w:p>
+          <w:p>
+            <w:pPr>
+              <w:spacing w:before="0" w:after="0" w:line="360" w:lineRule="auto"/>
+            </w:pPr>
+            <w:r>
+              <w:rPr>
+                <w:rFonts w:ascii="Arial" w:hAnsi="Arial" w:cs="Arial" w:eastAsia="Arial"/>
+                <w:b w:val="0"/>
+                <w:sz w:val="24"/>
+              </w:rPr>
               <w:t>Practice finding likely errors in a Python program with variables, if/else, and a loop before the graded debugging check.</w:t>
-              <w:br/>
-              <w:br/>
-              <w:t>Post activities</w:t>
-              <w:br/>
-              <w:t>Compare one possible fix with a partner. Write the error type you will watch for next time.</w:t>
+            </w:r>
+          </w:p>
+          <w:p>
+            <w:pPr>
+              <w:spacing w:before="0" w:after="0" w:line="360" w:lineRule="auto"/>
+            </w:pPr>
+            <w:r>
+              <w:rPr>
+                <w:rFonts w:ascii="Arial" w:hAnsi="Arial" w:cs="Arial" w:eastAsia="Arial"/>
+                <w:b/>
+                <w:sz w:val="24"/>
+              </w:rPr>
+              <w:t>Post activities:</w:t>
+            </w:r>
+          </w:p>
+          <w:p>
+            <w:pPr>
+              <w:spacing w:before="0" w:after="0" w:line="360" w:lineRule="auto"/>
+            </w:pPr>
+            <w:r>
+              <w:rPr>
+                <w:rFonts w:ascii="Arial" w:hAnsi="Arial" w:cs="Arial" w:eastAsia="Arial"/>
+                <w:b w:val="0"/>
+                <w:sz w:val="24"/>
+              </w:rPr>
+              <w:t>Compare one possible fix with a partner.</w:t>
+            </w:r>
+          </w:p>
+          <w:p>
+            <w:pPr>
+              <w:spacing w:before="0" w:after="0" w:line="360" w:lineRule="auto"/>
+            </w:pPr>
+            <w:r>
+              <w:rPr>
+                <w:rFonts w:ascii="Arial" w:hAnsi="Arial" w:cs="Arial" w:eastAsia="Arial"/>
+                <w:b w:val="0"/>
+                <w:sz w:val="24"/>
+              </w:rPr>
+              <w:t>Write the error type you will watch for next time.</w:t>
             </w:r>
           </w:p>
         </w:tc>
@@ -841,35 +2752,184 @@
               <w:bottom w:val="single" w:sz="4" w:space="0" w:color="auto"/>
               <w:right w:val="single" w:sz="4" w:space="0" w:color="auto"/>
             </w:tcBorders>
+            <w:vAlign w:val="top"/>
           </w:tcPr>
           <w:p>
-            <w:r>
-              <w:t>Topic:</w:t>
-              <w:br/>
+            <w:pPr>
+              <w:spacing w:before="0" w:after="0" w:line="360" w:lineRule="auto"/>
+            </w:pPr>
+            <w:r>
+              <w:rPr>
+                <w:rFonts w:ascii="Arial" w:hAnsi="Arial" w:cs="Arial" w:eastAsia="Arial"/>
+                <w:b/>
+                <w:sz w:val="24"/>
+              </w:rPr>
+              <w:t xml:space="preserve">Topic: </w:t>
+            </w:r>
+            <w:r>
+              <w:rPr>
+                <w:rFonts w:ascii="Arial" w:hAnsi="Arial" w:cs="Arial" w:eastAsia="Arial"/>
+                <w:b w:val="0"/>
+                <w:sz w:val="24"/>
+              </w:rPr>
               <w:t>Scratch + Micro:bit setup</w:t>
-              <w:br/>
-              <w:br/>
-              <w:t>Pre-activities</w:t>
-              <w:br/>
+            </w:r>
+          </w:p>
+          <w:p>
+            <w:pPr>
+              <w:spacing w:before="0" w:after="0" w:line="360" w:lineRule="auto"/>
+            </w:pPr>
+            <w:r>
+              <w:rPr>
+                <w:rFonts w:ascii="Arial" w:hAnsi="Arial" w:cs="Arial" w:eastAsia="Arial"/>
+                <w:sz w:val="24"/>
+                <w:b/>
+                <w:bCs/>
+              </w:rPr>
+              <w:t>Class Objective:</w:t>
+            </w:r>
+          </w:p>
+          <w:p>
+            <w:pPr>
+              <w:spacing w:before="0" w:after="0" w:line="360" w:lineRule="auto"/>
+            </w:pPr>
+            <w:r>
+              <w:rPr>
+                <w:rFonts w:ascii="Arial" w:hAnsi="Arial" w:cs="Arial" w:eastAsia="Arial"/>
+                <w:sz w:val="24"/>
+              </w:rPr>
+              <w:t>Debug a Python program with 5 marked or hidden errors involving variables, if/else, and a loop; submit the corrected code and a list of the 5 fixes.</w:t>
+            </w:r>
+          </w:p>
+          <w:p>
+            <w:pPr>
+              <w:spacing w:before="0" w:after="0" w:line="360" w:lineRule="auto"/>
+            </w:pPr>
+            <w:r>
+              <w:rPr>
+                <w:rFonts w:ascii="Arial" w:hAnsi="Arial" w:cs="Arial" w:eastAsia="Arial"/>
+                <w:b/>
+                <w:sz w:val="24"/>
+              </w:rPr>
+              <w:t>Pre-activities:</w:t>
+            </w:r>
+          </w:p>
+          <w:p>
+            <w:pPr>
+              <w:spacing w:before="0" w:after="0" w:line="360" w:lineRule="auto"/>
+            </w:pPr>
+            <w:r>
+              <w:rPr>
+                <w:rFonts w:ascii="Arial" w:hAnsi="Arial" w:cs="Arial" w:eastAsia="Arial"/>
+                <w:b w:val="0"/>
+                <w:sz w:val="24"/>
+              </w:rPr>
               <w:t>Review Week 7 practice vocabulary (part 2).</w:t>
-              <w:br/>
-              <w:t>x-axis: The left-right direction in a coordinate system</w:t>
-              <w:br/>
-              <w:t>y-axis: The up-down direction in a coordinate system</w:t>
-              <w:br/>
-              <w:t>sprite: A character or object in Scratch</w:t>
-              <w:br/>
-              <w:t>Match Scratch Link, Bluetooth, Micro:bit, accelerometer, x-axis, y-axis, and sprite with definitions. Review how sensor input can replace keyboard control.</w:t>
-              <w:br/>
-              <w:br/>
-              <w:t>While activities</w:t>
-              <w:br/>
-              <w:t>Complete Daily Grade #4: Debug a Python program with 5 marked or hidden errors involving variables, if/else, and a loop; submit the corrected code and a list of the 5 fixes. Then connect or simulate a Micro:bit with Scratch and test tilt or button input controlling a sprite.</w:t>
-              <w:br/>
-              <w:br/>
-              <w:t>Post activities</w:t>
-              <w:br/>
-              <w:t>Update your logbook with connection steps and one troubleshooting note. Submit the debugging fixes.</w:t>
+            </w:r>
+          </w:p>
+          <w:p>
+            <w:pPr>
+              <w:spacing w:before="0" w:after="0" w:line="360" w:lineRule="auto"/>
+            </w:pPr>
+            <w:r>
+              <w:rPr>
+                <w:rFonts w:ascii="Arial" w:hAnsi="Arial" w:cs="Arial" w:eastAsia="Arial"/>
+                <w:b w:val="0"/>
+                <w:sz w:val="24"/>
+              </w:rPr>
+              <w:t>x-axis: The left-right direction in a coordinate system y-axis: The up-down direction in a coordinate system sprite: A character or object in Scratch Match Scratch Link, Bluetooth, Micro:bit, accelerometer, x-axis, y-axis, and sprite with definitions.</w:t>
+            </w:r>
+          </w:p>
+          <w:p>
+            <w:pPr>
+              <w:spacing w:before="0" w:after="0" w:line="360" w:lineRule="auto"/>
+            </w:pPr>
+            <w:r>
+              <w:rPr>
+                <w:rFonts w:ascii="Arial" w:hAnsi="Arial" w:cs="Arial" w:eastAsia="Arial"/>
+                <w:b w:val="0"/>
+                <w:sz w:val="24"/>
+              </w:rPr>
+              <w:t>Review how sensor input can replace keyboard control.</w:t>
+            </w:r>
+          </w:p>
+          <w:p>
+            <w:pPr>
+              <w:spacing w:before="0" w:after="0" w:line="360" w:lineRule="auto"/>
+            </w:pPr>
+            <w:r>
+              <w:rPr>
+                <w:rFonts w:ascii="Arial" w:hAnsi="Arial" w:cs="Arial" w:eastAsia="Arial"/>
+                <w:b/>
+                <w:sz w:val="24"/>
+              </w:rPr>
+              <w:t>While activities:</w:t>
+            </w:r>
+          </w:p>
+          <w:p>
+            <w:pPr>
+              <w:spacing w:before="0" w:after="0" w:line="360" w:lineRule="auto"/>
+            </w:pPr>
+            <w:r>
+              <w:rPr>
+                <w:rFonts w:ascii="Arial" w:hAnsi="Arial" w:cs="Arial" w:eastAsia="Arial"/>
+                <w:b w:val="0"/>
+                <w:sz w:val="24"/>
+                <w:highlight w:val="yellow"/>
+              </w:rPr>
+              <w:t>Complete Daily Grade #4: Debug a Python program with 5 marked or hidden errors involving variables, if/else, and a loop; submit the corrected code and a list of the 5 fixes.</w:t>
+            </w:r>
+          </w:p>
+          <w:p>
+            <w:pPr>
+              <w:spacing w:before="0" w:after="0" w:line="360" w:lineRule="auto"/>
+            </w:pPr>
+            <w:r>
+              <w:rPr>
+                <w:rFonts w:ascii="Arial" w:hAnsi="Arial" w:cs="Arial" w:eastAsia="Arial"/>
+                <w:b w:val="0"/>
+                <w:sz w:val="24"/>
+              </w:rPr>
+              <w:t>Then connect or simulate a Micro:bit with Scratch and test tilt or button input controlling a sprite.</w:t>
+            </w:r>
+          </w:p>
+          <w:p>
+            <w:pPr>
+              <w:spacing w:before="0" w:after="0" w:line="360" w:lineRule="auto"/>
+            </w:pPr>
+            <w:r>
+              <w:rPr>
+                <w:rFonts w:ascii="Arial" w:hAnsi="Arial" w:cs="Arial" w:eastAsia="Arial"/>
+                <w:b/>
+                <w:sz w:val="24"/>
+              </w:rPr>
+              <w:t>Post activities:</w:t>
+            </w:r>
+          </w:p>
+          <w:p>
+            <w:pPr>
+              <w:spacing w:before="0" w:after="0" w:line="360" w:lineRule="auto"/>
+            </w:pPr>
+            <w:r>
+              <w:rPr>
+                <w:rFonts w:ascii="Arial" w:hAnsi="Arial" w:cs="Arial" w:eastAsia="Arial"/>
+                <w:b w:val="0"/>
+                <w:sz w:val="24"/>
+              </w:rPr>
+              <w:t>Update your logbook with connection steps and one troubleshooting note.</w:t>
+            </w:r>
+          </w:p>
+          <w:p>
+            <w:pPr>
+              <w:spacing w:before="0" w:after="0" w:line="360" w:lineRule="auto"/>
+            </w:pPr>
+            <w:r>
+              <w:rPr>
+                <w:rFonts w:ascii="Arial" w:hAnsi="Arial" w:cs="Arial" w:eastAsia="Arial"/>
+                <w:b w:val="0"/>
+                <w:sz w:val="24"/>
+              </w:rPr>
+              <w:t>Submit the debugging fixes.</w:t>
             </w:r>
           </w:p>
         </w:tc>
@@ -884,10 +2944,37 @@
               <w:bottom w:val="single" w:sz="4" w:space="0" w:color="auto"/>
               <w:right w:val="single" w:sz="4" w:space="0" w:color="auto"/>
             </w:tcBorders>
+            <w:vAlign w:val="top"/>
           </w:tcPr>
           <w:p>
-            <w:r>
-              <w:t>Resources: Pen, pencil, technology notebook, student's email and password, Google Classroom, LEDs and resistors, buttons, sensors, Scratch access, Micro:bit or simulator, Scratch Link/Bluetooth when needed, Python environment, checklist or worksheet, project planning sheet, projector.</w:t>
+            <w:pPr>
+              <w:spacing w:line="360" w:lineRule="auto" w:before="0" w:after="0"/>
+            </w:pPr>
+            <w:r>
+              <w:rPr>
+                <w:rFonts w:ascii="Arial" w:hAnsi="Arial" w:cs="Arial" w:eastAsia="Arial"/>
+                <w:sz w:val="24"/>
+              </w:rPr>
+            </w:r>
+            <w:r>
+              <w:rPr>
+                <w:rFonts w:ascii="Arial" w:hAnsi="Arial" w:eastAsia="Arial" w:cs="Arial"/>
+                <w:b/>
+                <w:i w:val="0"/>
+                <w:sz w:val="24"/>
+                <w:u w:val="none"/>
+              </w:rPr>
+              <w:t xml:space="preserve">Resources: </w:t>
+            </w:r>
+            <w:r>
+              <w:rPr>
+                <w:rFonts w:ascii="Arial" w:hAnsi="Arial" w:eastAsia="Arial" w:cs="Arial"/>
+                <w:b w:val="0"/>
+                <w:i w:val="0"/>
+                <w:sz w:val="24"/>
+                <w:u w:val="none"/>
+              </w:rPr>
+              <w:t>Pen, pencil, technology notebook, student's computer, email and password</w:t>
             </w:r>
           </w:p>
         </w:tc>
@@ -900,10 +2987,37 @@
               <w:bottom w:val="single" w:sz="4" w:space="0" w:color="auto"/>
               <w:right w:val="single" w:sz="4" w:space="0" w:color="auto"/>
             </w:tcBorders>
+            <w:vAlign w:val="top"/>
           </w:tcPr>
           <w:p>
-            <w:r>
-              <w:t>Resources: Pen, pencil, technology notebook, student's email and password, Google Classroom, LEDs and resistors, buttons, sensors, Scratch access, Micro:bit or simulator, Scratch Link/Bluetooth when needed, Python environment, checklist or worksheet, project planning sheet, projector.</w:t>
+            <w:pPr>
+              <w:spacing w:line="360" w:lineRule="auto" w:before="0" w:after="0"/>
+            </w:pPr>
+            <w:r>
+              <w:rPr>
+                <w:rFonts w:ascii="Arial" w:hAnsi="Arial" w:cs="Arial" w:eastAsia="Arial"/>
+                <w:sz w:val="24"/>
+              </w:rPr>
+            </w:r>
+            <w:r>
+              <w:rPr>
+                <w:rFonts w:ascii="Arial" w:hAnsi="Arial" w:eastAsia="Arial" w:cs="Arial"/>
+                <w:b/>
+                <w:i w:val="0"/>
+                <w:sz w:val="24"/>
+                <w:u w:val="none"/>
+              </w:rPr>
+              <w:t xml:space="preserve">Resources: </w:t>
+            </w:r>
+            <w:r>
+              <w:rPr>
+                <w:rFonts w:ascii="Arial" w:hAnsi="Arial" w:eastAsia="Arial" w:cs="Arial"/>
+                <w:b w:val="0"/>
+                <w:i w:val="0"/>
+                <w:sz w:val="24"/>
+                <w:u w:val="none"/>
+              </w:rPr>
+              <w:t>Pen, pencil, technology notebook, student's computer, email and password</w:t>
             </w:r>
           </w:p>
         </w:tc>
@@ -919,9 +3033,30 @@
               <w:right w:val="single" w:sz="4" w:space="0" w:color="auto"/>
             </w:tcBorders>
             <w:shd w:val="clear" w:color="auto" w:fill="A8D08D"/>
+            <w:vAlign w:val="top"/>
           </w:tcPr>
           <w:p>
-            <w:r>
+            <w:pPr>
+              <w:jc w:val="center"/>
+              <w:spacing w:line="360" w:lineRule="auto" w:before="0" w:after="0"/>
+            </w:pPr>
+            <w:r>
+              <w:rPr>
+                <w:rFonts w:ascii="Arial" w:hAnsi="Arial" w:eastAsia="Arial" w:cs="Arial"/>
+                <w:b/>
+                <w:i w:val="0"/>
+                <w:sz w:val="24"/>
+                <w:u w:val="none"/>
+              </w:rPr>
+            </w:r>
+            <w:r>
+              <w:rPr>
+                <w:rFonts w:ascii="Arial" w:hAnsi="Arial" w:eastAsia="Arial" w:cs="Arial"/>
+                <w:b/>
+                <w:i w:val="0"/>
+                <w:sz w:val="24"/>
+                <w:u w:val="none"/>
+              </w:rPr>
               <w:t>8A, 8B day – 45min – October - Week 8</w:t>
             </w:r>
           </w:p>
@@ -936,9 +3071,30 @@
               <w:right w:val="single" w:sz="4" w:space="0" w:color="auto"/>
             </w:tcBorders>
             <w:shd w:val="clear" w:color="auto" w:fill="A8D08D"/>
+            <w:vAlign w:val="top"/>
           </w:tcPr>
           <w:p>
-            <w:r>
+            <w:pPr>
+              <w:jc w:val="center"/>
+              <w:spacing w:line="360" w:lineRule="auto" w:before="0" w:after="0"/>
+            </w:pPr>
+            <w:r>
+              <w:rPr>
+                <w:rFonts w:ascii="Arial" w:hAnsi="Arial" w:eastAsia="Arial" w:cs="Arial"/>
+                <w:b/>
+                <w:i w:val="0"/>
+                <w:sz w:val="24"/>
+                <w:u w:val="none"/>
+              </w:rPr>
+            </w:r>
+            <w:r>
+              <w:rPr>
+                <w:rFonts w:ascii="Arial" w:hAnsi="Arial" w:eastAsia="Arial" w:cs="Arial"/>
+                <w:b/>
+                <w:i w:val="0"/>
+                <w:sz w:val="24"/>
+                <w:u w:val="none"/>
+              </w:rPr>
               <w:t>8A, 8B day – 90 min – October - Week 8</w:t>
             </w:r>
           </w:p>
@@ -954,37 +3110,222 @@
               <w:bottom w:val="single" w:sz="4" w:space="0" w:color="auto"/>
               <w:right w:val="single" w:sz="4" w:space="0" w:color="auto"/>
             </w:tcBorders>
+            <w:vAlign w:val="top"/>
           </w:tcPr>
           <w:p>
-            <w:r>
-              <w:t>Topic:</w:t>
-              <w:br/>
-              <w:t>Sensor-controlled game planning</w:t>
-              <w:br/>
-              <w:br/>
-              <w:t>Pre-activities</w:t>
-              <w:br/>
+            <w:pPr>
+              <w:spacing w:before="0" w:after="0" w:line="360" w:lineRule="auto"/>
+            </w:pPr>
+            <w:r>
+              <w:rPr>
+                <w:rFonts w:ascii="Arial" w:hAnsi="Arial" w:cs="Arial" w:eastAsia="Arial"/>
+                <w:b/>
+                <w:sz w:val="24"/>
+              </w:rPr>
+              <w:t xml:space="preserve">Topic: </w:t>
+            </w:r>
+            <w:r>
+              <w:rPr>
+                <w:rFonts w:ascii="Arial" w:hAnsi="Arial" w:cs="Arial" w:eastAsia="Arial"/>
+                <w:b w:val="0"/>
+                <w:sz w:val="24"/>
+              </w:rPr>
+              <w:t>Representation and binary digits</w:t>
+            </w:r>
+          </w:p>
+          <w:p>
+            <w:pPr>
+              <w:spacing w:before="0" w:after="0" w:line="360" w:lineRule="auto"/>
+            </w:pPr>
+            <w:r>
+              <w:rPr>
+                <w:rFonts w:ascii="Arial" w:hAnsi="Arial" w:cs="Arial" w:eastAsia="Arial"/>
+                <w:sz w:val="24"/>
+                <w:b/>
+                <w:bCs/>
+              </w:rPr>
+              <w:t>Class Objective:</w:t>
+            </w:r>
+          </w:p>
+          <w:p>
+            <w:pPr>
+              <w:spacing w:before="0" w:after="0" w:line="360" w:lineRule="auto"/>
+            </w:pPr>
+            <w:r>
+              <w:rPr>
+                <w:rFonts w:ascii="Arial" w:hAnsi="Arial" w:cs="Arial" w:eastAsia="Arial"/>
+                <w:sz w:val="24"/>
+              </w:rPr>
+              <w:t>Practice representation and binary problems before the graded check.</w:t>
+            </w:r>
+          </w:p>
+          <w:p>
+            <w:pPr>
+              <w:spacing w:before="0" w:after="0" w:line="360" w:lineRule="auto"/>
+            </w:pPr>
+            <w:r>
+              <w:rPr>
+                <w:rFonts w:ascii="Arial" w:hAnsi="Arial" w:cs="Arial" w:eastAsia="Arial"/>
+                <w:b/>
+                <w:sz w:val="24"/>
+              </w:rPr>
+              <w:t>Pre-activities:</w:t>
+            </w:r>
+          </w:p>
+          <w:p>
+            <w:pPr>
+              <w:spacing w:before="0" w:after="0" w:line="360" w:lineRule="auto"/>
+            </w:pPr>
+            <w:r>
+              <w:rPr>
+                <w:rFonts w:ascii="Arial" w:hAnsi="Arial" w:cs="Arial" w:eastAsia="Arial"/>
+                <w:b w:val="0"/>
+                <w:sz w:val="24"/>
+              </w:rPr>
               <w:t>Review Week 8 practice vocabulary (part 1).</w:t>
-              <w:br/>
-              <w:t>Scratch Link: A tool that helps Scratch connect to devices</w:t>
-              <w:br/>
-              <w:t>Bluetooth: A wireless way for nearby devices to communicate</w:t>
-              <w:br/>
-              <w:t>Micro:bit: A small computer board used for coding projects</w:t>
-              <w:br/>
-              <w:t>accelerometer: A sensor that detects tilt or movement</w:t>
-              <w:br/>
-              <w:t>Play or inspect a simple sensor-controlled Scratch game. Identify the goal, sprite, controls, scoring, and challenge.</w:t>
-              <w:br/>
-              <w:br/>
-              <w:t>While activities</w:t>
-              <w:br/>
-              <w:t>Create a game concept plan with purpose, player goal, Micro:bit input, sprite response, scoring or success condition, and one possible challenge.</w:t>
-              <w:br/>
-              <w:br/>
-              <w:t>Post activities</w:t>
-              <w:br/>
-              <w:t>Share your concept with a partner. Record one suggestion.</w:t>
+            </w:r>
+          </w:p>
+          <w:p>
+            <w:pPr>
+              <w:spacing w:before="0" w:after="0" w:line="360" w:lineRule="auto"/>
+            </w:pPr>
+            <w:r>
+              <w:rPr>
+                <w:rFonts w:ascii="Arial" w:hAnsi="Arial" w:cs="Arial" w:eastAsia="Arial"/>
+                <w:b w:val="0"/>
+                <w:sz w:val="24"/>
+              </w:rPr>
+              <w:t>representation: A way to show information</w:t>
+            </w:r>
+          </w:p>
+          <w:p>
+            <w:pPr>
+              <w:spacing w:before="0" w:after="0" w:line="360" w:lineRule="auto"/>
+            </w:pPr>
+            <w:r>
+              <w:rPr>
+                <w:rFonts w:ascii="Arial" w:hAnsi="Arial" w:cs="Arial" w:eastAsia="Arial"/>
+                <w:b w:val="0"/>
+                <w:sz w:val="24"/>
+              </w:rPr>
+              <w:t>symbol: A mark or picture that stands for something</w:t>
+            </w:r>
+          </w:p>
+          <w:p>
+            <w:pPr>
+              <w:spacing w:before="0" w:after="0" w:line="360" w:lineRule="auto"/>
+            </w:pPr>
+            <w:r>
+              <w:rPr>
+                <w:rFonts w:ascii="Arial" w:hAnsi="Arial" w:cs="Arial" w:eastAsia="Arial"/>
+                <w:b w:val="0"/>
+                <w:sz w:val="24"/>
+              </w:rPr>
+              <w:t>bit: A single binary digit, 0 or 1</w:t>
+            </w:r>
+          </w:p>
+          <w:p>
+            <w:pPr>
+              <w:spacing w:before="0" w:after="0" w:line="360" w:lineRule="auto"/>
+            </w:pPr>
+            <w:r>
+              <w:rPr>
+                <w:rFonts w:ascii="Arial" w:hAnsi="Arial" w:cs="Arial" w:eastAsia="Arial"/>
+                <w:b w:val="0"/>
+                <w:sz w:val="24"/>
+              </w:rPr>
+              <w:t>binary: A number system using only 0 and 1</w:t>
+            </w:r>
+          </w:p>
+          <w:p>
+            <w:pPr>
+              <w:spacing w:before="0" w:after="0" w:line="360" w:lineRule="auto"/>
+            </w:pPr>
+            <w:r>
+              <w:rPr>
+                <w:rFonts w:ascii="Arial" w:hAnsi="Arial" w:cs="Arial" w:eastAsia="Arial"/>
+                <w:b w:val="0"/>
+                <w:sz w:val="24"/>
+              </w:rPr>
+              <w:t>Sort examples into text, image, sound, number, symbol, and physical signal, such as emoji, traffic light, QR code, ringtone, score number, binary digit, or warning icon.</w:t>
+            </w:r>
+          </w:p>
+          <w:p>
+            <w:pPr>
+              <w:spacing w:before="0" w:after="0" w:line="360" w:lineRule="auto"/>
+            </w:pPr>
+            <w:r>
+              <w:rPr>
+                <w:rFonts w:ascii="Arial" w:hAnsi="Arial" w:cs="Arial" w:eastAsia="Arial"/>
+                <w:b/>
+                <w:sz w:val="24"/>
+              </w:rPr>
+              <w:t>While activities:</w:t>
+            </w:r>
+          </w:p>
+          <w:p>
+            <w:pPr>
+              <w:spacing w:before="0" w:after="0" w:line="360" w:lineRule="auto"/>
+            </w:pPr>
+            <w:r>
+              <w:rPr>
+                <w:rFonts w:ascii="Arial" w:hAnsi="Arial" w:cs="Arial" w:eastAsia="Arial"/>
+                <w:b w:val="0"/>
+                <w:sz w:val="24"/>
+              </w:rPr>
+              <w:t>Practice representation and binary problems before the graded check.</w:t>
+            </w:r>
+          </w:p>
+          <w:p>
+            <w:pPr>
+              <w:spacing w:before="0" w:after="0" w:line="360" w:lineRule="auto"/>
+            </w:pPr>
+            <w:r>
+              <w:rPr>
+                <w:rFonts w:ascii="Arial" w:hAnsi="Arial" w:cs="Arial" w:eastAsia="Arial"/>
+                <w:b w:val="0"/>
+                <w:sz w:val="24"/>
+              </w:rPr>
+              <w:t>Review vocabulary matches, small decimal/binary conversions, and examples of how devices represent information.</w:t>
+            </w:r>
+          </w:p>
+          <w:p>
+            <w:pPr>
+              <w:spacing w:before="0" w:after="0" w:line="360" w:lineRule="auto"/>
+            </w:pPr>
+            <w:r>
+              <w:rPr>
+                <w:rFonts w:ascii="Arial" w:hAnsi="Arial" w:cs="Arial" w:eastAsia="Arial"/>
+                <w:b/>
+                <w:sz w:val="24"/>
+              </w:rPr>
+              <w:t>Post activities:</w:t>
+            </w:r>
+          </w:p>
+          <w:p>
+            <w:pPr>
+              <w:spacing w:before="0" w:after="0" w:line="360" w:lineRule="auto"/>
+            </w:pPr>
+            <w:r>
+              <w:rPr>
+                <w:rFonts w:ascii="Arial" w:hAnsi="Arial" w:cs="Arial" w:eastAsia="Arial"/>
+                <w:b w:val="0"/>
+                <w:sz w:val="24"/>
+              </w:rPr>
+              <w:t>Compare one conversion with a partner.</w:t>
+            </w:r>
+          </w:p>
+          <w:p>
+            <w:pPr>
+              <w:spacing w:before="0" w:after="0" w:line="360" w:lineRule="auto"/>
+            </w:pPr>
+            <w:r>
+              <w:rPr>
+                <w:rFonts w:ascii="Arial" w:hAnsi="Arial" w:cs="Arial" w:eastAsia="Arial"/>
+                <w:b w:val="0"/>
+                <w:sz w:val="24"/>
+              </w:rPr>
+              <w:t>Write one question about binary or data representation.</w:t>
             </w:r>
           </w:p>
         </w:tc>
@@ -997,35 +3338,210 @@
               <w:bottom w:val="single" w:sz="4" w:space="0" w:color="auto"/>
               <w:right w:val="single" w:sz="4" w:space="0" w:color="auto"/>
             </w:tcBorders>
+            <w:vAlign w:val="top"/>
           </w:tcPr>
           <w:p>
-            <w:r>
-              <w:t>Topic:</w:t>
-              <w:br/>
-              <w:t>Prototype and habits check</w:t>
-              <w:br/>
-              <w:br/>
-              <w:t>Pre-activities</w:t>
-              <w:br/>
+            <w:pPr>
+              <w:spacing w:before="0" w:after="0" w:line="360" w:lineRule="auto"/>
+            </w:pPr>
+            <w:r>
+              <w:rPr>
+                <w:rFonts w:ascii="Arial" w:hAnsi="Arial" w:cs="Arial" w:eastAsia="Arial"/>
+                <w:b/>
+                <w:sz w:val="24"/>
+              </w:rPr>
+              <w:t xml:space="preserve">Topic: </w:t>
+            </w:r>
+            <w:r>
+              <w:rPr>
+                <w:rFonts w:ascii="Arial" w:hAnsi="Arial" w:cs="Arial" w:eastAsia="Arial"/>
+                <w:b w:val="0"/>
+                <w:sz w:val="24"/>
+              </w:rPr>
+              <w:t>Binary check and project setup</w:t>
+            </w:r>
+          </w:p>
+          <w:p>
+            <w:pPr>
+              <w:spacing w:before="0" w:after="0" w:line="360" w:lineRule="auto"/>
+            </w:pPr>
+            <w:r>
+              <w:rPr>
+                <w:rFonts w:ascii="Arial" w:hAnsi="Arial" w:cs="Arial" w:eastAsia="Arial"/>
+                <w:sz w:val="24"/>
+                <w:b/>
+                <w:bCs/>
+              </w:rPr>
+              <w:t>Class Objective:</w:t>
+            </w:r>
+          </w:p>
+          <w:p>
+            <w:pPr>
+              <w:spacing w:before="0" w:after="0" w:line="360" w:lineRule="auto"/>
+            </w:pPr>
+            <w:r>
+              <w:rPr>
+                <w:rFonts w:ascii="Arial" w:hAnsi="Arial" w:cs="Arial" w:eastAsia="Arial"/>
+                <w:sz w:val="24"/>
+              </w:rPr>
+              <w:t>Complete a representation and binary check with 6 vocabulary matches, 6 decimal-to-binary or binary-to-decimal conversions using small numbers.</w:t>
+            </w:r>
+          </w:p>
+          <w:p>
+            <w:pPr>
+              <w:spacing w:before="0" w:after="0" w:line="360" w:lineRule="auto"/>
+            </w:pPr>
+            <w:r>
+              <w:rPr>
+                <w:rFonts w:ascii="Arial" w:hAnsi="Arial" w:cs="Arial" w:eastAsia="Arial"/>
+                <w:b/>
+                <w:sz w:val="24"/>
+              </w:rPr>
+              <w:t>Pre-activities:</w:t>
+            </w:r>
+          </w:p>
+          <w:p>
+            <w:pPr>
+              <w:spacing w:before="0" w:after="0" w:line="360" w:lineRule="auto"/>
+            </w:pPr>
+            <w:r>
+              <w:rPr>
+                <w:rFonts w:ascii="Arial" w:hAnsi="Arial" w:cs="Arial" w:eastAsia="Arial"/>
+                <w:b w:val="0"/>
+                <w:sz w:val="24"/>
+              </w:rPr>
               <w:t>Review Week 8 practice vocabulary (part 2).</w:t>
-              <w:br/>
-              <w:t>x-axis: The left-right direction in a coordinate system</w:t>
-              <w:br/>
-              <w:t>y-axis: The up-down direction in a coordinate system</w:t>
-              <w:br/>
-              <w:t>sprite: A character or object in Scratch</w:t>
-              <w:br/>
-              <w:t>Review pair programming roles: driver, navigator, tester, recorder. Choose roles for the prototype session.</w:t>
-              <w:br/>
-              <w:br/>
-              <w:t>While activities</w:t>
-              <w:br/>
-              <w:t>Complete Appreciation Grade #1: Complete a pair programming and debugging checklist about communication, participation, perseverance, respectful feedback, and organized testing. Build a first Scratch + Micro:bit prototype with one working sensor-controlled action.</w:t>
-              <w:br/>
-              <w:br/>
-              <w:t>Post activities</w:t>
-              <w:br/>
-              <w:t>Save your prototype and notes. Write the next feature to build.</w:t>
+            </w:r>
+          </w:p>
+          <w:p>
+            <w:pPr>
+              <w:spacing w:before="0" w:after="0" w:line="360" w:lineRule="auto"/>
+            </w:pPr>
+            <w:r>
+              <w:rPr>
+                <w:rFonts w:ascii="Arial" w:hAnsi="Arial" w:cs="Arial" w:eastAsia="Arial"/>
+                <w:b w:val="0"/>
+                <w:sz w:val="24"/>
+              </w:rPr>
+              <w:t>byte: A group of 8 bits</w:t>
+            </w:r>
+          </w:p>
+          <w:p>
+            <w:pPr>
+              <w:spacing w:before="0" w:after="0" w:line="360" w:lineRule="auto"/>
+            </w:pPr>
+            <w:r>
+              <w:rPr>
+                <w:rFonts w:ascii="Arial" w:hAnsi="Arial" w:cs="Arial" w:eastAsia="Arial"/>
+                <w:b w:val="0"/>
+                <w:sz w:val="24"/>
+              </w:rPr>
+              <w:t>code: Instructions or symbols used by a computer</w:t>
+            </w:r>
+          </w:p>
+          <w:p>
+            <w:pPr>
+              <w:spacing w:before="0" w:after="0" w:line="360" w:lineRule="auto"/>
+            </w:pPr>
+            <w:r>
+              <w:rPr>
+                <w:rFonts w:ascii="Arial" w:hAnsi="Arial" w:cs="Arial" w:eastAsia="Arial"/>
+                <w:b w:val="0"/>
+                <w:sz w:val="24"/>
+              </w:rPr>
+              <w:t>decimal: The number system using digits 0 through 9</w:t>
+            </w:r>
+          </w:p>
+          <w:p>
+            <w:pPr>
+              <w:spacing w:before="0" w:after="0" w:line="360" w:lineRule="auto"/>
+            </w:pPr>
+            <w:r>
+              <w:rPr>
+                <w:rFonts w:ascii="Arial" w:hAnsi="Arial" w:cs="Arial" w:eastAsia="Arial"/>
+                <w:b w:val="0"/>
+                <w:sz w:val="24"/>
+              </w:rPr>
+              <w:t>Review examples of digital representation and simple binary conversions.</w:t>
+            </w:r>
+          </w:p>
+          <w:p>
+            <w:pPr>
+              <w:spacing w:before="0" w:after="0" w:line="360" w:lineRule="auto"/>
+            </w:pPr>
+            <w:r>
+              <w:rPr>
+                <w:rFonts w:ascii="Arial" w:hAnsi="Arial" w:cs="Arial" w:eastAsia="Arial"/>
+                <w:b/>
+                <w:sz w:val="24"/>
+              </w:rPr>
+              <w:t>While activities:</w:t>
+            </w:r>
+          </w:p>
+          <w:p>
+            <w:pPr>
+              <w:spacing w:before="0" w:after="0" w:line="360" w:lineRule="auto"/>
+            </w:pPr>
+            <w:r>
+              <w:rPr>
+                <w:rFonts w:ascii="Arial" w:hAnsi="Arial" w:cs="Arial" w:eastAsia="Arial"/>
+                <w:b w:val="0"/>
+                <w:sz w:val="24"/>
+                <w:highlight w:val="yellow"/>
+              </w:rPr>
+              <w:t>Complete Daily Grade #5: Complete a representation and binary check with 6 vocabulary matches, 6 decimal-to-binary or binary-to-decimal conversions using small numbers, and 2 short examples of how devices represent information.</w:t>
+            </w:r>
+          </w:p>
+          <w:p>
+            <w:pPr>
+              <w:spacing w:before="0" w:after="0" w:line="360" w:lineRule="auto"/>
+            </w:pPr>
+            <w:r>
+              <w:rPr>
+                <w:rFonts w:ascii="Arial" w:hAnsi="Arial" w:cs="Arial" w:eastAsia="Arial"/>
+                <w:b w:val="0"/>
+                <w:sz w:val="24"/>
+              </w:rPr>
+              <w:t>Then review the Scratch + Micro:bit project goal and list possible game controls.</w:t>
+            </w:r>
+          </w:p>
+          <w:p>
+            <w:pPr>
+              <w:spacing w:before="0" w:after="0" w:line="360" w:lineRule="auto"/>
+            </w:pPr>
+            <w:r>
+              <w:rPr>
+                <w:rFonts w:ascii="Arial" w:hAnsi="Arial" w:cs="Arial" w:eastAsia="Arial"/>
+                <w:b/>
+                <w:sz w:val="24"/>
+              </w:rPr>
+              <w:t>Post activities:</w:t>
+            </w:r>
+          </w:p>
+          <w:p>
+            <w:pPr>
+              <w:spacing w:before="0" w:after="0" w:line="360" w:lineRule="auto"/>
+            </w:pPr>
+            <w:r>
+              <w:rPr>
+                <w:rFonts w:ascii="Arial" w:hAnsi="Arial" w:cs="Arial" w:eastAsia="Arial"/>
+                <w:b w:val="0"/>
+                <w:sz w:val="24"/>
+              </w:rPr>
+              <w:t>Submit the binary check.</w:t>
+            </w:r>
+          </w:p>
+          <w:p>
+            <w:pPr>
+              <w:spacing w:before="0" w:after="0" w:line="360" w:lineRule="auto"/>
+            </w:pPr>
+            <w:r>
+              <w:rPr>
+                <w:rFonts w:ascii="Arial" w:hAnsi="Arial" w:cs="Arial" w:eastAsia="Arial"/>
+                <w:b w:val="0"/>
+                <w:sz w:val="24"/>
+              </w:rPr>
+              <w:t>Save one project setup question for November.</w:t>
             </w:r>
           </w:p>
         </w:tc>
@@ -1040,10 +3556,37 @@
               <w:bottom w:val="single" w:sz="4" w:space="0" w:color="auto"/>
               <w:right w:val="single" w:sz="4" w:space="0" w:color="auto"/>
             </w:tcBorders>
+            <w:vAlign w:val="top"/>
           </w:tcPr>
           <w:p>
-            <w:r>
-              <w:t>Resources: Pen, pencil, technology notebook, student's email and password, Google Classroom, LEDs and resistors, buttons, sensors, Scratch access, Micro:bit or simulator, Scratch Link/Bluetooth when needed, Python environment, checklist or worksheet, project planning sheet, projector.</w:t>
+            <w:pPr>
+              <w:spacing w:line="360" w:lineRule="auto" w:before="0" w:after="0"/>
+            </w:pPr>
+            <w:r>
+              <w:rPr>
+                <w:rFonts w:ascii="Arial" w:hAnsi="Arial" w:cs="Arial" w:eastAsia="Arial"/>
+                <w:sz w:val="24"/>
+              </w:rPr>
+            </w:r>
+            <w:r>
+              <w:rPr>
+                <w:rFonts w:ascii="Arial" w:hAnsi="Arial" w:eastAsia="Arial" w:cs="Arial"/>
+                <w:b/>
+                <w:i w:val="0"/>
+                <w:sz w:val="24"/>
+                <w:u w:val="none"/>
+              </w:rPr>
+              <w:t xml:space="preserve">Resources: </w:t>
+            </w:r>
+            <w:r>
+              <w:rPr>
+                <w:rFonts w:ascii="Arial" w:hAnsi="Arial" w:eastAsia="Arial" w:cs="Arial"/>
+                <w:b w:val="0"/>
+                <w:i w:val="0"/>
+                <w:sz w:val="24"/>
+                <w:u w:val="none"/>
+              </w:rPr>
+              <w:t>Pen, pencil, technology notebook, student's computer, email and password</w:t>
             </w:r>
           </w:p>
         </w:tc>
@@ -1056,10 +3599,37 @@
               <w:bottom w:val="single" w:sz="4" w:space="0" w:color="auto"/>
               <w:right w:val="single" w:sz="4" w:space="0" w:color="auto"/>
             </w:tcBorders>
+            <w:vAlign w:val="top"/>
           </w:tcPr>
           <w:p>
-            <w:r>
-              <w:t>Resources: Pen, pencil, technology notebook, student's email and password, Google Classroom, LEDs and resistors, buttons, sensors, Scratch access, Micro:bit or simulator, Scratch Link/Bluetooth when needed, Python environment, checklist or worksheet, project planning sheet, projector.</w:t>
+            <w:pPr>
+              <w:spacing w:line="360" w:lineRule="auto" w:before="0" w:after="0"/>
+            </w:pPr>
+            <w:r>
+              <w:rPr>
+                <w:rFonts w:ascii="Arial" w:hAnsi="Arial" w:cs="Arial" w:eastAsia="Arial"/>
+                <w:sz w:val="24"/>
+              </w:rPr>
+            </w:r>
+            <w:r>
+              <w:rPr>
+                <w:rFonts w:ascii="Arial" w:hAnsi="Arial" w:eastAsia="Arial" w:cs="Arial"/>
+                <w:b/>
+                <w:i w:val="0"/>
+                <w:sz w:val="24"/>
+                <w:u w:val="none"/>
+              </w:rPr>
+              <w:t xml:space="preserve">Resources: </w:t>
+            </w:r>
+            <w:r>
+              <w:rPr>
+                <w:rFonts w:ascii="Arial" w:hAnsi="Arial" w:eastAsia="Arial" w:cs="Arial"/>
+                <w:b w:val="0"/>
+                <w:i w:val="0"/>
+                <w:sz w:val="24"/>
+                <w:u w:val="none"/>
+              </w:rPr>
+              <w:t>Pen, pencil, technology notebook, student's computer, email and password</w:t>
             </w:r>
           </w:p>
         </w:tc>
@@ -1071,6 +3641,7 @@
           <w:sz w:val="24"/>
           <w:szCs w:val="24"/>
         </w:rPr>
+        <w:spacing w:line="360" w:lineRule="auto" w:before="0" w:after="0"/>
       </w:pPr>
     </w:p>
     <w:sectPr>
@@ -8382,19 +10953,6 @@
       <w:szCs w:val="30"/>
     </w:rPr>
   </w:style>
-  <w:style w:type="table" w:customStyle="1" w:styleId="a">
-    <w:basedOn w:val="TableNormal4"/>
-    <w:tblPr>
-      <w:tblStyleRowBandSize w:val="1"/>
-      <w:tblStyleColBandSize w:val="1"/>
-      <w:tblCellMar>
-        <w:top w:w="100" w:type="dxa"/>
-        <w:left w:w="100" w:type="dxa"/>
-        <w:bottom w:w="100" w:type="dxa"/>
-        <w:right w:w="100" w:type="dxa"/>
-      </w:tblCellMar>
-    </w:tblPr>
-  </w:style>
   <w:style w:type="paragraph" w:styleId="ListParagraph">
     <w:name w:val="List Paragraph"/>
     <w:basedOn w:val="Normal"/>
@@ -8732,238 +11290,6 @@
       <w:szCs w:val="24"/>
     </w:rPr>
   </w:style>
-  <w:style w:type="table" w:customStyle="1" w:styleId="a0">
-    <w:basedOn w:val="TableNormal4"/>
-    <w:pPr>
-      <w:spacing w:line="240" w:lineRule="auto"/>
-    </w:pPr>
-    <w:tblPr>
-      <w:tblStyleRowBandSize w:val="1"/>
-      <w:tblStyleColBandSize w:val="1"/>
-      <w:tblCellMar>
-        <w:left w:w="108" w:type="dxa"/>
-        <w:right w:w="108" w:type="dxa"/>
-      </w:tblCellMar>
-    </w:tblPr>
-  </w:style>
-  <w:style w:type="table" w:customStyle="1" w:styleId="a1">
-    <w:basedOn w:val="TableNormal4"/>
-    <w:pPr>
-      <w:spacing w:line="240" w:lineRule="auto"/>
-    </w:pPr>
-    <w:tblPr>
-      <w:tblStyleRowBandSize w:val="1"/>
-      <w:tblStyleColBandSize w:val="1"/>
-      <w:tblCellMar>
-        <w:left w:w="108" w:type="dxa"/>
-        <w:right w:w="108" w:type="dxa"/>
-      </w:tblCellMar>
-    </w:tblPr>
-  </w:style>
-  <w:style w:type="table" w:customStyle="1" w:styleId="a2">
-    <w:basedOn w:val="TableNormal4"/>
-    <w:pPr>
-      <w:spacing w:line="240" w:lineRule="auto"/>
-    </w:pPr>
-    <w:tblPr>
-      <w:tblStyleRowBandSize w:val="1"/>
-      <w:tblStyleColBandSize w:val="1"/>
-      <w:tblCellMar>
-        <w:left w:w="108" w:type="dxa"/>
-        <w:right w:w="108" w:type="dxa"/>
-      </w:tblCellMar>
-    </w:tblPr>
-  </w:style>
-  <w:style w:type="table" w:customStyle="1" w:styleId="a3">
-    <w:basedOn w:val="TableNormal4"/>
-    <w:pPr>
-      <w:spacing w:line="240" w:lineRule="auto"/>
-    </w:pPr>
-    <w:tblPr>
-      <w:tblStyleRowBandSize w:val="1"/>
-      <w:tblStyleColBandSize w:val="1"/>
-      <w:tblCellMar>
-        <w:left w:w="108" w:type="dxa"/>
-        <w:right w:w="108" w:type="dxa"/>
-      </w:tblCellMar>
-    </w:tblPr>
-  </w:style>
-  <w:style w:type="table" w:customStyle="1" w:styleId="a4">
-    <w:basedOn w:val="TableNormal4"/>
-    <w:pPr>
-      <w:spacing w:line="240" w:lineRule="auto"/>
-    </w:pPr>
-    <w:tblPr>
-      <w:tblStyleRowBandSize w:val="1"/>
-      <w:tblStyleColBandSize w:val="1"/>
-      <w:tblCellMar>
-        <w:left w:w="108" w:type="dxa"/>
-        <w:right w:w="108" w:type="dxa"/>
-      </w:tblCellMar>
-    </w:tblPr>
-  </w:style>
-  <w:style w:type="table" w:customStyle="1" w:styleId="a5">
-    <w:basedOn w:val="TableNormal4"/>
-    <w:pPr>
-      <w:spacing w:line="240" w:lineRule="auto"/>
-    </w:pPr>
-    <w:tblPr>
-      <w:tblStyleRowBandSize w:val="1"/>
-      <w:tblStyleColBandSize w:val="1"/>
-      <w:tblCellMar>
-        <w:left w:w="108" w:type="dxa"/>
-        <w:right w:w="108" w:type="dxa"/>
-      </w:tblCellMar>
-    </w:tblPr>
-  </w:style>
-  <w:style w:type="table" w:customStyle="1" w:styleId="a6">
-    <w:basedOn w:val="TableNormal4"/>
-    <w:pPr>
-      <w:spacing w:line="240" w:lineRule="auto"/>
-    </w:pPr>
-    <w:tblPr>
-      <w:tblStyleRowBandSize w:val="1"/>
-      <w:tblStyleColBandSize w:val="1"/>
-      <w:tblCellMar>
-        <w:left w:w="108" w:type="dxa"/>
-        <w:right w:w="108" w:type="dxa"/>
-      </w:tblCellMar>
-    </w:tblPr>
-  </w:style>
-  <w:style w:type="table" w:customStyle="1" w:styleId="a7">
-    <w:basedOn w:val="TableNormal4"/>
-    <w:pPr>
-      <w:spacing w:line="240" w:lineRule="auto"/>
-    </w:pPr>
-    <w:tblPr>
-      <w:tblStyleRowBandSize w:val="1"/>
-      <w:tblStyleColBandSize w:val="1"/>
-      <w:tblCellMar>
-        <w:left w:w="108" w:type="dxa"/>
-        <w:right w:w="108" w:type="dxa"/>
-      </w:tblCellMar>
-    </w:tblPr>
-  </w:style>
-  <w:style w:type="table" w:customStyle="1" w:styleId="a8">
-    <w:basedOn w:val="TableNormal4"/>
-    <w:pPr>
-      <w:spacing w:line="240" w:lineRule="auto"/>
-    </w:pPr>
-    <w:tblPr>
-      <w:tblStyleRowBandSize w:val="1"/>
-      <w:tblStyleColBandSize w:val="1"/>
-      <w:tblCellMar>
-        <w:left w:w="108" w:type="dxa"/>
-        <w:right w:w="108" w:type="dxa"/>
-      </w:tblCellMar>
-    </w:tblPr>
-  </w:style>
-  <w:style w:type="table" w:customStyle="1" w:styleId="a9">
-    <w:basedOn w:val="TableNormal4"/>
-    <w:pPr>
-      <w:spacing w:line="240" w:lineRule="auto"/>
-    </w:pPr>
-    <w:tblPr>
-      <w:tblStyleRowBandSize w:val="1"/>
-      <w:tblStyleColBandSize w:val="1"/>
-      <w:tblCellMar>
-        <w:left w:w="108" w:type="dxa"/>
-        <w:right w:w="108" w:type="dxa"/>
-      </w:tblCellMar>
-    </w:tblPr>
-  </w:style>
-  <w:style w:type="table" w:customStyle="1" w:styleId="aa">
-    <w:basedOn w:val="TableNormal4"/>
-    <w:pPr>
-      <w:spacing w:line="240" w:lineRule="auto"/>
-    </w:pPr>
-    <w:tblPr>
-      <w:tblStyleRowBandSize w:val="1"/>
-      <w:tblStyleColBandSize w:val="1"/>
-      <w:tblCellMar>
-        <w:left w:w="108" w:type="dxa"/>
-        <w:right w:w="108" w:type="dxa"/>
-      </w:tblCellMar>
-    </w:tblPr>
-  </w:style>
-  <w:style w:type="table" w:customStyle="1" w:styleId="ab">
-    <w:basedOn w:val="TableNormal4"/>
-    <w:pPr>
-      <w:spacing w:line="240" w:lineRule="auto"/>
-    </w:pPr>
-    <w:tblPr>
-      <w:tblStyleRowBandSize w:val="1"/>
-      <w:tblStyleColBandSize w:val="1"/>
-      <w:tblCellMar>
-        <w:left w:w="108" w:type="dxa"/>
-        <w:right w:w="108" w:type="dxa"/>
-      </w:tblCellMar>
-    </w:tblPr>
-  </w:style>
-  <w:style w:type="table" w:customStyle="1" w:styleId="ac">
-    <w:basedOn w:val="TableNormal1"/>
-    <w:pPr>
-      <w:spacing w:line="240" w:lineRule="auto"/>
-    </w:pPr>
-    <w:tblPr>
-      <w:tblStyleRowBandSize w:val="1"/>
-      <w:tblStyleColBandSize w:val="1"/>
-      <w:tblCellMar>
-        <w:top w:w="100" w:type="dxa"/>
-        <w:left w:w="108" w:type="dxa"/>
-        <w:bottom w:w="100" w:type="dxa"/>
-        <w:right w:w="108" w:type="dxa"/>
-      </w:tblCellMar>
-    </w:tblPr>
-  </w:style>
-  <w:style w:type="table" w:customStyle="1" w:styleId="ad">
-    <w:basedOn w:val="TableNormal1"/>
-    <w:pPr>
-      <w:spacing w:line="240" w:lineRule="auto"/>
-    </w:pPr>
-    <w:tblPr>
-      <w:tblStyleRowBandSize w:val="1"/>
-      <w:tblStyleColBandSize w:val="1"/>
-      <w:tblCellMar>
-        <w:top w:w="100" w:type="dxa"/>
-        <w:left w:w="108" w:type="dxa"/>
-        <w:bottom w:w="100" w:type="dxa"/>
-        <w:right w:w="108" w:type="dxa"/>
-      </w:tblCellMar>
-    </w:tblPr>
-  </w:style>
-  <w:style w:type="table" w:customStyle="1" w:styleId="ae">
-    <w:basedOn w:val="TableNormal1"/>
-    <w:pPr>
-      <w:spacing w:line="240" w:lineRule="auto"/>
-    </w:pPr>
-    <w:tblPr>
-      <w:tblStyleRowBandSize w:val="1"/>
-      <w:tblStyleColBandSize w:val="1"/>
-      <w:tblCellMar>
-        <w:top w:w="100" w:type="dxa"/>
-        <w:left w:w="108" w:type="dxa"/>
-        <w:bottom w:w="100" w:type="dxa"/>
-        <w:right w:w="108" w:type="dxa"/>
-      </w:tblCellMar>
-    </w:tblPr>
-  </w:style>
-  <w:style w:type="table" w:customStyle="1" w:styleId="af">
-    <w:basedOn w:val="TableNormal1"/>
-    <w:pPr>
-      <w:spacing w:line="240" w:lineRule="auto"/>
-    </w:pPr>
-    <w:tblPr>
-      <w:tblStyleRowBandSize w:val="1"/>
-      <w:tblStyleColBandSize w:val="1"/>
-      <w:tblCellMar>
-        <w:top w:w="100" w:type="dxa"/>
-        <w:left w:w="108" w:type="dxa"/>
-        <w:bottom w:w="100" w:type="dxa"/>
-        <w:right w:w="108" w:type="dxa"/>
-      </w:tblCellMar>
-    </w:tblPr>
-  </w:style>
   <w:style w:type="character" w:styleId="Strong">
     <w:name w:val="Strong"/>
     <w:basedOn w:val="DefaultParagraphFont"/>
@@ -8974,19 +11300,6 @@
       <w:b/>
       <w:bCs/>
     </w:rPr>
-  </w:style>
-  <w:style w:type="table" w:customStyle="1" w:styleId="af0">
-    <w:basedOn w:val="TableNormal"/>
-    <w:tblPr>
-      <w:tblStyleRowBandSize w:val="1"/>
-      <w:tblStyleColBandSize w:val="1"/>
-      <w:tblCellMar>
-        <w:top w:w="15" w:type="dxa"/>
-        <w:left w:w="15" w:type="dxa"/>
-        <w:bottom w:w="15" w:type="dxa"/>
-        <w:right w:w="15" w:type="dxa"/>
-      </w:tblCellMar>
-    </w:tblPr>
   </w:style>
   <w:style w:type="character" w:styleId="Hyperlink">
     <w:name w:val="Hyperlink"/>
